--- a/대본/2부/09화_The_Audit.docx
+++ b/대본/2부/09화_The_Audit.docx
@@ -2,7 +2,7 @@
 <file path=word/document.xml><?xml version="1.0" encoding="utf-8"?>
 <w:document xmlns:w="http://schemas.openxmlformats.org/wordprocessingml/2006/main" xmlns:m="http://schemas.openxmlformats.org/officeDocument/2006/math" xmlns:r="http://schemas.openxmlformats.org/officeDocument/2006/relationships" xmlns:o="urn:schemas-microsoft-com:office:office" xmlns:v="urn:schemas-microsoft-com:vml" xmlns:w10="urn:schemas-microsoft-com:office:word" xmlns:a="http://schemas.openxmlformats.org/drawingml/2006/main" xmlns:pic="http://schemas.openxmlformats.org/drawingml/2006/picture" xmlns:wp="http://schemas.openxmlformats.org/drawingml/2006/wordprocessingDrawing">
   <w:body>
-    <w:bookmarkStart w:id="31" w:name="ship-it-2부-9화"/>
+    <w:bookmarkStart w:id="32" w:name="ship-it-2부-9화"/>
     <w:p>
       <w:pPr>
         <w:pStyle w:val="Heading1"/>
@@ -65,7 +65,7 @@
         <w:t xml:space="preserve"> </w:t>
       </w:r>
       <w:r>
-        <w:t xml:space="preserve">- 규칙: 지문 없음. 전 화 100% 「화자명: 대사」. 1턴 15단어 이내.</w:t>
+        <w:t xml:space="preserve">- 규칙: 지문 없음. 전 화 100% 「화자명: 대사」. 1턴 15단어 이내 + 긴 턴 10~15회(25~35단어).</w:t>
       </w:r>
       <w:r>
         <w:t xml:space="preserve"> </w:t>
@@ -343,13 +343,13 @@
         </w:numPr>
       </w:pPr>
       <w:r>
-        <w:t xml:space="preserve">MARCUS: Correct. No surprises at five. If I find something, I’ll tell you immediately.</w:t>
-      </w:r>
-      <w:r>
-        <w:t xml:space="preserve"> </w:t>
-      </w:r>
-      <w:r>
-        <w:t xml:space="preserve">마커스: 맞아요. 5시에 놀랄 일은 없어요. 뭔가 찾으면 바로 말씀드릴게요.</w:t>
+        <w:t xml:space="preserve">MARCUS: Correct. No surprises at five. If I find something during the day, I’ll tell you immediately, so you have time to show me evidence or explain. That’s fair to both of us.</w:t>
+      </w:r>
+      <w:r>
+        <w:t xml:space="preserve"> </w:t>
+      </w:r>
+      <w:r>
+        <w:t xml:space="preserve">마커스: 맞아요. 5시에 놀랄 일은 없어요. 낮에 뭔가 찾으면 바로 말씀드릴게요. 그래야 증거를 보여 주거나 설명할 시간이 있으니까요. 그게 양쪽 모두에게 공정해요.</w:t>
       </w:r>
     </w:p>
     <w:p>
@@ -411,13 +411,13 @@
         </w:numPr>
       </w:pPr>
       <w:r>
-        <w:t xml:space="preserve">MARCUS: Technical questions. Especially sterilization. Ask anything that sounds strange.</w:t>
-      </w:r>
-      <w:r>
-        <w:t xml:space="preserve"> </w:t>
-      </w:r>
-      <w:r>
-        <w:t xml:space="preserve">마커스: 기술 질문. 특히 멸균. 이상하게 들리는 건 뭐든 물어봐.</w:t>
+        <w:t xml:space="preserve">MARCUS: Technical questions, especially sterilization, because that’s your field, not mine. If anything sounds strange, ask. Even if it feels like a stupid question, ask it anyway.</w:t>
+      </w:r>
+      <w:r>
+        <w:t xml:space="preserve"> </w:t>
+      </w:r>
+      <w:r>
+        <w:t xml:space="preserve">마커스: 기술 질문. 특히 멸균. 그건 내 분야가 아니라 네 분야니까. 이상하게 들리는 건 뭐든 물어봐. 바보 같은 질문처럼 느껴져도 그냥 물어봐.</w:t>
       </w:r>
     </w:p>
     <w:p>
@@ -642,13 +642,13 @@
         </w:numPr>
       </w:pPr>
       <w:r>
-        <w:t xml:space="preserve">MARCUS: Three alerts in one month, same room. That could be a pattern.</w:t>
-      </w:r>
-      <w:r>
-        <w:t xml:space="preserve"> </w:t>
-      </w:r>
-      <w:r>
-        <w:t xml:space="preserve">마커스: 한 달에 경고 세 건, 같은 방. 그건 패턴일 수 있어요.</w:t>
+        <w:t xml:space="preserve">MARCUS: Three alerts in one month, in the same room. Separately, each one looks small. Together, they could be a pattern, and a pattern usually means something in the room is changing.</w:t>
+      </w:r>
+      <w:r>
+        <w:t xml:space="preserve"> </w:t>
+      </w:r>
+      <w:r>
+        <w:t xml:space="preserve">마커스: 한 달에 경고 세 건, 같은 방에서요. 따로 보면 하나하나는 작아 보여요. 하지만 같이 보면 패턴일 수 있고, 패턴은 보통 그 방에서 뭔가가 변하고 있다는 뜻이에요.</w:t>
       </w:r>
     </w:p>
     <w:p>
@@ -863,13 +863,13 @@
         </w:numPr>
       </w:pPr>
       <w:r>
-        <w:t xml:space="preserve">SANDRA: A new filter supplier. Their parts arrived late. Twice.</w:t>
-      </w:r>
-      <w:r>
-        <w:t xml:space="preserve"> </w:t>
-      </w:r>
-      <w:r>
-        <w:t xml:space="preserve">산드라: 새 필터 공급업체요. 부품이 늦게 도착했어요. 두 번이나.</w:t>
+        <w:t xml:space="preserve">SANDRA: A new filter supplier. Their parts arrived late, twice, and we can’t close the action until the new filters are installed and tested. So we’ve been stuck, waiting on them.</w:t>
+      </w:r>
+      <w:r>
+        <w:t xml:space="preserve"> </w:t>
+      </w:r>
+      <w:r>
+        <w:t xml:space="preserve">산드라: 새 필터 공급업체요. 부품이 두 번이나 늦게 도착했는데, 새 필터를 설치하고 시험하기 전에는 조치를 종결할 수 없어요. 그래서 그쪽만 기다리며 묶여 있었어요.</w:t>
       </w:r>
     </w:p>
     <w:p>
@@ -897,13 +897,13 @@
         </w:numPr>
       </w:pPr>
       <w:r>
-        <w:t xml:space="preserve">SANDRA: Not yet. I’ve been waiting for the supplier.</w:t>
-      </w:r>
-      <w:r>
-        <w:t xml:space="preserve"> </w:t>
-      </w:r>
-      <w:r>
-        <w:t xml:space="preserve">산드라: 아직이요. 공급업체를 기다리고 있었어요.</w:t>
+        <w:t xml:space="preserve">SANDRA: Not yet. I didn’t want to promise a date they’d miss.</w:t>
+      </w:r>
+      <w:r>
+        <w:t xml:space="preserve"> </w:t>
+      </w:r>
+      <w:r>
+        <w:t xml:space="preserve">산드라: 아직이요. 그쪽이 못 지킬 날짜를 약속하고 싶지 않았어요.</w:t>
       </w:r>
     </w:p>
     <w:p>
@@ -948,13 +948,13 @@
         </w:numPr>
       </w:pPr>
       <w:r>
-        <w:t xml:space="preserve">MARCUS: The supplier is late. The missing plan is yours. Different things.</w:t>
-      </w:r>
-      <w:r>
-        <w:t xml:space="preserve"> </w:t>
-      </w:r>
-      <w:r>
-        <w:t xml:space="preserve">마커스: 공급업체가 늦은 건 맞아요. 계획이 없는 건 그쪽 책임이고요. 다른 문제예요.</w:t>
+        <w:t xml:space="preserve">MARCUS: The supplier is late, that’s true. But the missing plan is yours. Suppliers will always be late sometimes. What the FDA wants to see is how you manage it.</w:t>
+      </w:r>
+      <w:r>
+        <w:t xml:space="preserve"> </w:t>
+      </w:r>
+      <w:r>
+        <w:t xml:space="preserve">마커스: 공급업체가 늦은 건 맞아요. 하지만 계획이 없는 건 그쪽 책임이에요. 공급업체는 언제든 가끔 늦어요. FDA가 보고 싶어 하는 건 그걸 어떻게 관리하느냐예요.</w:t>
       </w:r>
     </w:p>
     <w:p>
@@ -1300,13 +1300,13 @@
         </w:numPr>
       </w:pPr>
       <w:r>
-        <w:t xml:space="preserve">MARCUS: Zero observations means the auditor didn’t look. Or the site is hiding things.</w:t>
-      </w:r>
-      <w:r>
-        <w:t xml:space="preserve"> </w:t>
-      </w:r>
-      <w:r>
-        <w:t xml:space="preserve">마커스: 지적 사항 0건은 감사관이 안 봤거나, 현장이 뭔가를 숨긴다는 뜻이에요.</w:t>
+        <w:t xml:space="preserve">MARCUS: Zero observations means one of two things. Either the auditor didn’t really look, or the site is hiding something. Real factories always have small problems somewhere.</w:t>
+      </w:r>
+      <w:r>
+        <w:t xml:space="preserve"> </w:t>
+      </w:r>
+      <w:r>
+        <w:t xml:space="preserve">마커스: 지적 사항 0건은 둘 중 하나예요. 감사관이 제대로 안 봤거나, 현장이 뭔가를 숨기고 있거나. 진짜 공장엔 어딘가에 늘 작은 문제가 있어요.</w:t>
       </w:r>
     </w:p>
     <w:p>
@@ -1453,13 +1453,13 @@
         </w:numPr>
       </w:pPr>
       <w:r>
-        <w:t xml:space="preserve">MARCUS: That’s the right instinct. Fix the system, not just the one record.</w:t>
-      </w:r>
-      <w:r>
-        <w:t xml:space="preserve"> </w:t>
-      </w:r>
-      <w:r>
-        <w:t xml:space="preserve">마커스: 그게 맞는 감각이에요. 기록 하나만이 아니라 시스템을 고치는 것.</w:t>
+        <w:t xml:space="preserve">MARCUS: That’s the right instinct. Fix the system, not just the one record. If Danny’s file was in the old system, others probably are too, and an FDA inspector will find them.</w:t>
+      </w:r>
+      <w:r>
+        <w:t xml:space="preserve"> </w:t>
+      </w:r>
+      <w:r>
+        <w:t xml:space="preserve">마커스: 그게 맞는 감각이에요. 기록 하나만이 아니라 시스템을 고치는 것. 대니 기록이 예전 시스템에 있었다면 다른 것들도 아마 그럴 거고, FDA 조사관은 그걸 찾아낼 거예요.</w:t>
       </w:r>
     </w:p>
     <w:p>
@@ -1679,13 +1679,13 @@
         </w:numPr>
       </w:pPr>
       <w:r>
-        <w:t xml:space="preserve">PRIYA: Our gel is heat-sensitive. Too much heat weakens it. Too little, it’s not sterile.</w:t>
-      </w:r>
-      <w:r>
-        <w:t xml:space="preserve"> </w:t>
-      </w:r>
-      <w:r>
-        <w:t xml:space="preserve">프리야: 저희 젤은 열에 민감해요. 너무 뜨거우면 약해지고, 덜 뜨거우면 무균이 안 돼요.</w:t>
+        <w:t xml:space="preserve">PRIYA: Our gel is heat-sensitive. Too much heat breaks down the structure and weakens it. Too little heat, and it’s not sterile. So the window is narrow, and the load pattern matters.</w:t>
+      </w:r>
+      <w:r>
+        <w:t xml:space="preserve"> </w:t>
+      </w:r>
+      <w:r>
+        <w:t xml:space="preserve">프리야: 저희 젤은 열에 민감해요. 너무 뜨거우면 구조가 무너져 약해지고, 열이 부족하면 무균이 안 돼요. 그래서 허용 범위가 좁고, 적재 패턴이 중요해요.</w:t>
       </w:r>
     </w:p>
     <w:p>
@@ -1781,13 +1781,13 @@
         </w:numPr>
       </w:pPr>
       <w:r>
-        <w:t xml:space="preserve">MARCUS: The machine is the same. The product is different. The risk is different.</w:t>
-      </w:r>
-      <w:r>
-        <w:t xml:space="preserve"> </w:t>
-      </w:r>
-      <w:r>
-        <w:t xml:space="preserve">마커스: 기계는 같죠. 제품이 달라요. 위험도 다르고요.</w:t>
+        <w:t xml:space="preserve">MARCUS: The machine is the same, Kevin. But the product is different, and the syringes are different. So the risk is different, and an old validation can’t tell us anything about a new risk.</w:t>
+      </w:r>
+      <w:r>
+        <w:t xml:space="preserve"> </w:t>
+      </w:r>
+      <w:r>
+        <w:t xml:space="preserve">마커스: 기계는 같죠, 케빈. 하지만 제품이 다르고, 주사기도 달라요. 그러니까 위험도 다르고, 예전 밸리데이션은 새로운 위험에 대해 아무것도 말해 주지 못해요.</w:t>
       </w:r>
     </w:p>
     <w:p>
@@ -1866,13 +1866,13 @@
         </w:numPr>
       </w:pPr>
       <w:r>
-        <w:t xml:space="preserve">MARCUS: Normally, it’s part of tech transfer. That’s what the two seventy is for.</w:t>
-      </w:r>
-      <w:r>
-        <w:t xml:space="preserve"> </w:t>
-      </w:r>
-      <w:r>
-        <w:t xml:space="preserve">마커스: 보통은 기술 이전에 포함돼요. 27만 달러가 바로 그걸 위한 거고요.</w:t>
+        <w:t xml:space="preserve">MARCUS: Normally, it’s part of tech transfer. That’s what the two seventy is for. Moving our product into your process, including validation for our syringes, is exactly what we’re paying for.</w:t>
+      </w:r>
+      <w:r>
+        <w:t xml:space="preserve"> </w:t>
+      </w:r>
+      <w:r>
+        <w:t xml:space="preserve">마커스: 보통은 기술 이전에 포함돼요. 27만 달러가 바로 그걸 위한 거고요. 우리 주사기에 대한 밸리데이션을 포함해서, 우리 제품을 그쪽 공정으로 옮기는 게 정확히 우리가 돈을 내는 이유예요.</w:t>
       </w:r>
     </w:p>
     <w:p>
@@ -2063,13 +2063,13 @@
         </w:numPr>
       </w:pPr>
       <w:r>
-        <w:t xml:space="preserve">MARCUS: Final summary. Three observations. All minor. No critical findings.</w:t>
-      </w:r>
-      <w:r>
-        <w:t xml:space="preserve"> </w:t>
-      </w:r>
-      <w:r>
-        <w:t xml:space="preserve">마커스: 최종 요약. 지적 사항 세 건. 전부 경미. 중대한 발견 없음.</w:t>
+        <w:t xml:space="preserve">MARCUS: Final summary. Three observations, all minor, and no critical findings. Every observation came with evidence, and we already discussed each one during the day. So nothing here should be a surprise.</w:t>
+      </w:r>
+      <w:r>
+        <w:t xml:space="preserve"> </w:t>
+      </w:r>
+      <w:r>
+        <w:t xml:space="preserve">마커스: 최종 요약. 지적 사항 세 건, 전부 경미하고 중대한 발견은 없음. 모든 지적에는 증거가 있었고, 낮에 하나하나 이미 이야기했어요. 그러니까 여기서 놀랄 건 없을 거예요.</w:t>
       </w:r>
     </w:p>
     <w:p>
@@ -2233,7 +2233,7 @@
         </w:numPr>
       </w:pPr>
       <w:r>
-        <w:t xml:space="preserve">SANDRA: They need extra capacity. For a new project. They called it</w:t>
+        <w:t xml:space="preserve">SANDRA: They need extra capacity, for a new project. They asked about our fill rooms and timelines. And they called it</w:t>
       </w:r>
       <w:r>
         <w:t xml:space="preserve"> </w:t>
@@ -2251,7 +2251,13 @@
         <w:t xml:space="preserve"> </w:t>
       </w:r>
       <w:r>
-        <w:t xml:space="preserve">산드라: 추가 생산 능력이 필요하대요. 새 프로젝트용으로.</w:t>
+        <w:t xml:space="preserve">I don’t think that’s a coincidence.</w:t>
+      </w:r>
+      <w:r>
+        <w:t xml:space="preserve"> </w:t>
+      </w:r>
+      <w:r>
+        <w:t xml:space="preserve">산드라: 추가 생산 능력이 필요하대요. 새 프로젝트용으로요. 저희 충전실이랑 일정에 대해 물었어요. 그리고 그걸</w:t>
       </w:r>
       <w:r>
         <w:t xml:space="preserve"> </w:t>
@@ -2266,7 +2272,7 @@
         <w:t xml:space="preserve">”</w:t>
       </w:r>
       <w:r>
-        <w:t xml:space="preserve">라고 하더군요.</w:t>
+        <w:t xml:space="preserve">라고 하더군요. 우연은 아닌 것 같아요.</w:t>
       </w:r>
     </w:p>
     <w:p>
@@ -2346,7 +2352,7 @@
     </w:p>
     <w:bookmarkEnd w:id="25"/>
     <w:bookmarkEnd w:id="26"/>
-    <w:bookmarkStart w:id="30" w:name="학습-부록"/>
+    <w:bookmarkStart w:id="31" w:name="학습-부록"/>
     <w:p>
       <w:pPr>
         <w:pStyle w:val="Heading2"/>
@@ -3205,8 +3211,340 @@
       </w:r>
     </w:p>
     <w:bookmarkEnd w:id="29"/>
+    <w:bookmarkStart w:id="30" w:name="긴-발화-분석"/>
+    <w:p>
+      <w:pPr>
+        <w:pStyle w:val="Heading3"/>
+      </w:pPr>
+      <w:r>
+        <w:t xml:space="preserve">④ 긴 발화 분석</w:t>
+      </w:r>
+    </w:p>
+    <w:p>
+      <w:pPr>
+        <w:pStyle w:val="BlockText"/>
+      </w:pPr>
+      <w:r>
+        <w:rPr>
+          <w:bCs/>
+          <w:b/>
+        </w:rPr>
+        <w:t xml:space="preserve">45턴 MARCUS:</w:t>
+      </w:r>
+      <w:r>
+        <w:t xml:space="preserve"> </w:t>
+      </w:r>
+      <w:r>
+        <w:t xml:space="preserve">“</w:t>
+      </w:r>
+      <w:r>
+        <w:t xml:space="preserve">The supplier is late, that’s true. But the missing plan is yours. Suppliers will always be late sometimes. What the FDA wants to see is how you manage it.</w:t>
+      </w:r>
+      <w:r>
+        <w:t xml:space="preserve">”</w:t>
+      </w:r>
+    </w:p>
+    <w:tbl>
+      <w:tblPr>
+        <w:tblStyle w:val="Table"/>
+        <w:tblW w:type="pct" w:w="5000"/>
+        <w:tblLook w:firstRow="1" w:lastRow="0" w:firstColumn="0" w:lastColumn="0" w:noHBand="0" w:noVBand="0" w:val="0020"/>
+        <w:jc w:val="start"/>
+      </w:tblPr>
+      <w:tblGrid>
+        <w:gridCol w:w="2640"/>
+        <w:gridCol w:w="2640"/>
+        <w:gridCol w:w="2640"/>
+      </w:tblGrid>
+      <w:tr>
+        <w:trPr>
+          <w:tblHeader w:val="true"/>
+        </w:trPr>
+        <w:tc>
+          <w:tcPr/>
+          <w:p>
+            <w:pPr>
+              <w:pStyle w:val="Compact"/>
+              <w:jc w:val="left"/>
+            </w:pPr>
+            <w:r>
+              <w:t xml:space="preserve">구조</w:t>
+            </w:r>
+          </w:p>
+        </w:tc>
+        <w:tc>
+          <w:tcPr/>
+          <w:p>
+            <w:pPr>
+              <w:pStyle w:val="Compact"/>
+              <w:jc w:val="left"/>
+            </w:pPr>
+            <w:r>
+              <w:t xml:space="preserve">영어</w:t>
+            </w:r>
+          </w:p>
+        </w:tc>
+        <w:tc>
+          <w:tcPr/>
+          <w:p>
+            <w:pPr>
+              <w:pStyle w:val="Compact"/>
+              <w:jc w:val="left"/>
+            </w:pPr>
+            <w:r>
+              <w:t xml:space="preserve">기능</w:t>
+            </w:r>
+          </w:p>
+        </w:tc>
+      </w:tr>
+      <w:tr>
+        <w:tc>
+          <w:tcPr/>
+          <w:p>
+            <w:pPr>
+              <w:pStyle w:val="Compact"/>
+              <w:jc w:val="left"/>
+            </w:pPr>
+            <w:r>
+              <w:t xml:space="preserve">① 인정(상대 말의 사실 부분)</w:t>
+            </w:r>
+          </w:p>
+        </w:tc>
+        <w:tc>
+          <w:tcPr/>
+          <w:p>
+            <w:pPr>
+              <w:pStyle w:val="Compact"/>
+              <w:jc w:val="left"/>
+            </w:pPr>
+            <w:r>
+              <w:t xml:space="preserve">The supplier is late, that’s true.</w:t>
+            </w:r>
+          </w:p>
+        </w:tc>
+        <w:tc>
+          <w:tcPr/>
+          <w:p>
+            <w:pPr>
+              <w:pStyle w:val="Compact"/>
+              <w:jc w:val="left"/>
+            </w:pPr>
+            <w:r>
+              <w:t xml:space="preserve">상대의 변명 중 맞는 부분을 먼저 인정해 방어심을 낮춤</w:t>
+            </w:r>
+          </w:p>
+        </w:tc>
+      </w:tr>
+      <w:tr>
+        <w:tc>
+          <w:tcPr/>
+          <w:p>
+            <w:pPr>
+              <w:pStyle w:val="Compact"/>
+              <w:jc w:val="left"/>
+            </w:pPr>
+            <w:r>
+              <w:t xml:space="preserve">② 책임 구분(반박)</w:t>
+            </w:r>
+          </w:p>
+        </w:tc>
+        <w:tc>
+          <w:tcPr/>
+          <w:p>
+            <w:pPr>
+              <w:pStyle w:val="Compact"/>
+              <w:jc w:val="left"/>
+            </w:pPr>
+            <w:r>
+              <w:t xml:space="preserve">But the missing plan is yours.</w:t>
+            </w:r>
+          </w:p>
+        </w:tc>
+        <w:tc>
+          <w:tcPr/>
+          <w:p>
+            <w:pPr>
+              <w:pStyle w:val="Compact"/>
+              <w:jc w:val="left"/>
+            </w:pPr>
+            <w:r>
+              <w:t xml:space="preserve">원인과 책임을 분리해 지적 사항의 핵심을 짚음</w:t>
+            </w:r>
+          </w:p>
+        </w:tc>
+      </w:tr>
+      <w:tr>
+        <w:tc>
+          <w:tcPr/>
+          <w:p>
+            <w:pPr>
+              <w:pStyle w:val="Compact"/>
+              <w:jc w:val="left"/>
+            </w:pPr>
+            <w:r>
+              <w:t xml:space="preserve">③ 일반 원칙</w:t>
+            </w:r>
+          </w:p>
+        </w:tc>
+        <w:tc>
+          <w:tcPr/>
+          <w:p>
+            <w:pPr>
+              <w:pStyle w:val="Compact"/>
+              <w:jc w:val="left"/>
+            </w:pPr>
+            <w:r>
+              <w:t xml:space="preserve">Suppliers will always be late sometimes.</w:t>
+            </w:r>
+          </w:p>
+        </w:tc>
+        <w:tc>
+          <w:tcPr/>
+          <w:p>
+            <w:pPr>
+              <w:pStyle w:val="Compact"/>
+              <w:jc w:val="left"/>
+            </w:pPr>
+            <w:r>
+              <w:t xml:space="preserve">개인 비난이 아니라 누구에게나 생기는 일로 일반화</w:t>
+            </w:r>
+          </w:p>
+        </w:tc>
+      </w:tr>
+      <w:tr>
+        <w:tc>
+          <w:tcPr/>
+          <w:p>
+            <w:pPr>
+              <w:pStyle w:val="Compact"/>
+              <w:jc w:val="left"/>
+            </w:pPr>
+            <w:r>
+              <w:t xml:space="preserve">④ 기준 제시</w:t>
+            </w:r>
+          </w:p>
+        </w:tc>
+        <w:tc>
+          <w:tcPr/>
+          <w:p>
+            <w:pPr>
+              <w:pStyle w:val="Compact"/>
+              <w:jc w:val="left"/>
+            </w:pPr>
+            <w:r>
+              <w:t xml:space="preserve">What the FDA wants to see is how you manage it.</w:t>
+            </w:r>
+          </w:p>
+        </w:tc>
+        <w:tc>
+          <w:tcPr/>
+          <w:p>
+            <w:pPr>
+              <w:pStyle w:val="Compact"/>
+              <w:jc w:val="left"/>
+            </w:pPr>
+            <w:r>
+              <w:t xml:space="preserve">판단 기준을 제3자(규제기관)에 두어 객관성을 확보</w:t>
+            </w:r>
+          </w:p>
+        </w:tc>
+      </w:tr>
+    </w:tbl>
+    <w:p>
+      <w:pPr>
+        <w:pStyle w:val="BodyText"/>
+      </w:pPr>
+      <w:r>
+        <w:rPr>
+          <w:bCs/>
+          <w:b/>
+        </w:rPr>
+        <w:t xml:space="preserve">활용 패턴:</w:t>
+      </w:r>
+      <w:r>
+        <w:t xml:space="preserve"> </w:t>
+      </w:r>
+      <w:r>
+        <w:t xml:space="preserve">“</w:t>
+      </w:r>
+      <w:r>
+        <w:t xml:space="preserve">A, that’s true.</w:t>
+      </w:r>
+      <w:r>
+        <w:t xml:space="preserve">”</w:t>
+      </w:r>
+      <w:r>
+        <w:t xml:space="preserve"> </w:t>
+      </w:r>
+      <w:r>
+        <w:t xml:space="preserve">→</w:t>
+      </w:r>
+      <w:r>
+        <w:t xml:space="preserve"> </w:t>
+      </w:r>
+      <w:r>
+        <w:t xml:space="preserve">“</w:t>
+      </w:r>
+      <w:r>
+        <w:t xml:space="preserve">But B is yours.</w:t>
+      </w:r>
+      <w:r>
+        <w:t xml:space="preserve">”</w:t>
+      </w:r>
+      <w:r>
+        <w:t xml:space="preserve"> </w:t>
+      </w:r>
+      <w:r>
+        <w:t xml:space="preserve">→ 일반 원칙 →</w:t>
+      </w:r>
+      <w:r>
+        <w:t xml:space="preserve"> </w:t>
+      </w:r>
+      <w:r>
+        <w:t xml:space="preserve">“</w:t>
+      </w:r>
+      <w:r>
+        <w:t xml:space="preserve">What ___ wants to see is…</w:t>
+      </w:r>
+      <w:r>
+        <w:t xml:space="preserve">”</w:t>
+      </w:r>
+      <w:r>
+        <w:t xml:space="preserve"> </w:t>
+      </w:r>
+      <w:r>
+        <w:rPr>
+          <w:bCs/>
+          <w:b/>
+        </w:rPr>
+        <w:t xml:space="preserve">연결 표현:</w:t>
+      </w:r>
+      <w:r>
+        <w:t xml:space="preserve"> </w:t>
+      </w:r>
+      <w:r>
+        <w:t xml:space="preserve">that’s true(그건 맞다) · But(하지만) · What … wants to see is…(~가 보고 싶어 하는 것은 …이다)</w:t>
+      </w:r>
+      <w:r>
+        <w:t xml:space="preserve"> </w:t>
+      </w:r>
+      <w:r>
+        <w:rPr>
+          <w:bCs/>
+          <w:b/>
+        </w:rPr>
+        <w:t xml:space="preserve">연습:</w:t>
+      </w:r>
+      <w:r>
+        <w:t xml:space="preserve"> </w:t>
+      </w:r>
+      <w:r>
+        <w:t xml:space="preserve">납기 지연을 외부 탓으로 돌리는 협력업체 담당자에게 같은 구조로 25~30단어로 지적해 보기.</w:t>
+      </w:r>
+    </w:p>
     <w:bookmarkEnd w:id="30"/>
     <w:bookmarkEnd w:id="31"/>
+    <w:bookmarkEnd w:id="32"/>
     <w:sectPr/>
   </w:body>
 </w:document>

--- a/대본/2부/09화_The_Audit.docx
+++ b/대본/2부/09화_The_Audit.docx
@@ -2,7 +2,7 @@
 <file path=word/document.xml><?xml version="1.0" encoding="utf-8"?>
 <w:document xmlns:w="http://schemas.openxmlformats.org/wordprocessingml/2006/main" xmlns:m="http://schemas.openxmlformats.org/officeDocument/2006/math" xmlns:r="http://schemas.openxmlformats.org/officeDocument/2006/relationships" xmlns:o="urn:schemas-microsoft-com:office:office" xmlns:v="urn:schemas-microsoft-com:vml" xmlns:w10="urn:schemas-microsoft-com:office:word" xmlns:a="http://schemas.openxmlformats.org/drawingml/2006/main" xmlns:pic="http://schemas.openxmlformats.org/drawingml/2006/picture" xmlns:wp="http://schemas.openxmlformats.org/drawingml/2006/wordprocessingDrawing">
   <w:body>
-    <w:bookmarkStart w:id="32" w:name="ship-it-2부-9화"/>
+    <w:bookmarkStart w:id="38" w:name="ship-it-2부-9화"/>
     <w:p>
       <w:pPr>
         <w:pStyle w:val="Heading1"/>
@@ -184,257 +184,122 @@
     </w:p>
     <w:p>
       <w:pPr>
-        <w:numPr>
-          <w:ilvl w:val="0"/>
-          <w:numId w:val="1001"/>
-        </w:numPr>
+        <w:pStyle w:val="FirstParagraph"/>
       </w:pPr>
       <w:r>
         <w:t xml:space="preserve">KEVIN: Welcome back! Coffee and bagels. New Jersey’s finest.</w:t>
       </w:r>
-      <w:r>
-        <w:t xml:space="preserve"> </w:t>
-      </w:r>
-      <w:r>
-        <w:t xml:space="preserve">케빈: 다시 오신 걸 환영해요! 커피랑 베이글이요. 뉴저지 최고급이에요.</w:t>
-      </w:r>
-    </w:p>
-    <w:p>
-      <w:pPr>
-        <w:numPr>
-          <w:ilvl w:val="0"/>
-          <w:numId w:val="1001"/>
-        </w:numPr>
+    </w:p>
+    <w:p>
+      <w:pPr>
+        <w:pStyle w:val="BodyText"/>
       </w:pPr>
       <w:r>
         <w:t xml:space="preserve">MARCUS: Thank you, Kevin. Before we eat, the audit agenda.</w:t>
       </w:r>
-      <w:r>
-        <w:t xml:space="preserve"> </w:t>
-      </w:r>
-      <w:r>
-        <w:t xml:space="preserve">마커스: 고마워요, 케빈. 먹기 전에 감사 일정부터요.</w:t>
-      </w:r>
-    </w:p>
-    <w:p>
-      <w:pPr>
-        <w:numPr>
-          <w:ilvl w:val="0"/>
-          <w:numId w:val="1001"/>
-        </w:numPr>
+    </w:p>
+    <w:p>
+      <w:pPr>
+        <w:pStyle w:val="BodyText"/>
       </w:pPr>
       <w:r>
         <w:t xml:space="preserve">KEVIN: Straight to business. Sandra warned me about you.</w:t>
       </w:r>
-      <w:r>
-        <w:t xml:space="preserve"> </w:t>
-      </w:r>
-      <w:r>
-        <w:t xml:space="preserve">케빈: 바로 본론이네요. 산드라가 경고했어요.</w:t>
-      </w:r>
-    </w:p>
-    <w:p>
-      <w:pPr>
-        <w:numPr>
-          <w:ilvl w:val="0"/>
-          <w:numId w:val="1001"/>
-        </w:numPr>
+    </w:p>
+    <w:p>
+      <w:pPr>
+        <w:pStyle w:val="BodyText"/>
       </w:pPr>
       <w:r>
         <w:t xml:space="preserve">SANDRA: I said he’d be thorough. That’s a compliment.</w:t>
       </w:r>
-      <w:r>
-        <w:t xml:space="preserve"> </w:t>
-      </w:r>
-      <w:r>
-        <w:t xml:space="preserve">산드라: 꼼꼼할 거라고 했어요. 칭찬이에요.</w:t>
-      </w:r>
-    </w:p>
-    <w:p>
-      <w:pPr>
-        <w:numPr>
-          <w:ilvl w:val="0"/>
-          <w:numId w:val="1001"/>
-        </w:numPr>
+    </w:p>
+    <w:p>
+      <w:pPr>
+        <w:pStyle w:val="BodyText"/>
       </w:pPr>
       <w:r>
         <w:t xml:space="preserve">PRIYA: Where’s Leo? Oh, right. Paternity leave. I keep forgetting.</w:t>
       </w:r>
-      <w:r>
-        <w:t xml:space="preserve"> </w:t>
-      </w:r>
-      <w:r>
-        <w:t xml:space="preserve">프리야: 레오는 어디… 아, 맞다. 육아휴직. 자꾸 잊어버려요.</w:t>
-      </w:r>
-    </w:p>
-    <w:p>
-      <w:pPr>
-        <w:numPr>
-          <w:ilvl w:val="0"/>
-          <w:numId w:val="1001"/>
-        </w:numPr>
+    </w:p>
+    <w:p>
+      <w:pPr>
+        <w:pStyle w:val="BodyText"/>
       </w:pPr>
       <w:r>
         <w:t xml:space="preserve">KEVIN: Congratulations to him. Boy or girl?</w:t>
       </w:r>
-      <w:r>
-        <w:t xml:space="preserve"> </w:t>
-      </w:r>
-      <w:r>
-        <w:t xml:space="preserve">케빈: 축하한다고 전해 주세요. 아들이에요, 딸이에요?</w:t>
-      </w:r>
-    </w:p>
-    <w:p>
-      <w:pPr>
-        <w:numPr>
-          <w:ilvl w:val="0"/>
-          <w:numId w:val="1001"/>
-        </w:numPr>
+    </w:p>
+    <w:p>
+      <w:pPr>
+        <w:pStyle w:val="BodyText"/>
       </w:pPr>
       <w:r>
         <w:t xml:space="preserve">PRIYA: A girl. Mia. He sends a photo every hour.</w:t>
       </w:r>
-      <w:r>
-        <w:t xml:space="preserve"> </w:t>
-      </w:r>
-      <w:r>
-        <w:t xml:space="preserve">프리야: 딸이요. 미아. 한 시간마다 사진을 보내요.</w:t>
-      </w:r>
-    </w:p>
-    <w:p>
-      <w:pPr>
-        <w:numPr>
-          <w:ilvl w:val="0"/>
-          <w:numId w:val="1001"/>
-        </w:numPr>
+    </w:p>
+    <w:p>
+      <w:pPr>
+        <w:pStyle w:val="BodyText"/>
       </w:pPr>
       <w:r>
         <w:t xml:space="preserve">MARCUS: Agenda. Morning, quality systems and records. Afternoon, the cleanroom and autoclave.</w:t>
       </w:r>
-      <w:r>
-        <w:t xml:space="preserve"> </w:t>
-      </w:r>
-      <w:r>
-        <w:t xml:space="preserve">마커스: 일정. 오전엔 품질 시스템과 기록. 오후엔 클린룸과 고압 멸균기.</w:t>
-      </w:r>
-    </w:p>
-    <w:p>
-      <w:pPr>
-        <w:numPr>
-          <w:ilvl w:val="0"/>
-          <w:numId w:val="1001"/>
-        </w:numPr>
+    </w:p>
+    <w:p>
+      <w:pPr>
+        <w:pStyle w:val="BodyText"/>
       </w:pPr>
       <w:r>
         <w:t xml:space="preserve">SANDRA: And at five, the closing meeting. You tell us what you found.</w:t>
       </w:r>
-      <w:r>
-        <w:t xml:space="preserve"> </w:t>
-      </w:r>
-      <w:r>
-        <w:t xml:space="preserve">산드라: 그리고 5시에 마감 회의. 찾으신 걸 말씀해 주시는 거죠.</w:t>
-      </w:r>
-    </w:p>
-    <w:p>
-      <w:pPr>
-        <w:numPr>
-          <w:ilvl w:val="0"/>
-          <w:numId w:val="1001"/>
-        </w:numPr>
+    </w:p>
+    <w:p>
+      <w:pPr>
+        <w:pStyle w:val="BodyText"/>
       </w:pPr>
       <w:r>
         <w:t xml:space="preserve">MARCUS: Correct. No surprises at five. If I find something during the day, I’ll tell you immediately, so you have time to show me evidence or explain. That’s fair to both of us.</w:t>
       </w:r>
-      <w:r>
-        <w:t xml:space="preserve"> </w:t>
-      </w:r>
-      <w:r>
-        <w:t xml:space="preserve">마커스: 맞아요. 5시에 놀랄 일은 없어요. 낮에 뭔가 찾으면 바로 말씀드릴게요. 그래야 증거를 보여 주거나 설명할 시간이 있으니까요. 그게 양쪽 모두에게 공정해요.</w:t>
-      </w:r>
-    </w:p>
-    <w:p>
-      <w:pPr>
-        <w:numPr>
-          <w:ilvl w:val="0"/>
-          <w:numId w:val="1001"/>
-        </w:numPr>
+    </w:p>
+    <w:p>
+      <w:pPr>
+        <w:pStyle w:val="BodyText"/>
       </w:pPr>
       <w:r>
         <w:t xml:space="preserve">KEVIN: I appreciate that. Some auditors save everything for the end.</w:t>
       </w:r>
-      <w:r>
-        <w:t xml:space="preserve"> </w:t>
-      </w:r>
-      <w:r>
-        <w:t xml:space="preserve">케빈: 고마워요. 어떤 감사관들은 전부 마지막까지 아껴 두거든요.</w:t>
-      </w:r>
-    </w:p>
-    <w:p>
-      <w:pPr>
-        <w:numPr>
-          <w:ilvl w:val="0"/>
-          <w:numId w:val="1001"/>
-        </w:numPr>
+    </w:p>
+    <w:p>
+      <w:pPr>
+        <w:pStyle w:val="BodyText"/>
       </w:pPr>
       <w:r>
         <w:t xml:space="preserve">MARCUS: That’s a game. I don’t play games with quality.</w:t>
       </w:r>
-      <w:r>
-        <w:t xml:space="preserve"> </w:t>
-      </w:r>
-      <w:r>
-        <w:t xml:space="preserve">마커스: 그건 게임이에요. 난 품질 갖고 게임 안 해요.</w:t>
-      </w:r>
-    </w:p>
-    <w:p>
-      <w:pPr>
-        <w:numPr>
-          <w:ilvl w:val="0"/>
-          <w:numId w:val="1001"/>
-        </w:numPr>
+    </w:p>
+    <w:p>
+      <w:pPr>
+        <w:pStyle w:val="BodyText"/>
       </w:pPr>
       <w:r>
         <w:t xml:space="preserve">PRIYA: What’s my job today?</w:t>
       </w:r>
-      <w:r>
-        <w:t xml:space="preserve"> </w:t>
-      </w:r>
-      <w:r>
-        <w:t xml:space="preserve">프리야: 오늘 제 역할은요?</w:t>
-      </w:r>
-    </w:p>
-    <w:p>
-      <w:pPr>
-        <w:numPr>
-          <w:ilvl w:val="0"/>
-          <w:numId w:val="1001"/>
-        </w:numPr>
+    </w:p>
+    <w:p>
+      <w:pPr>
+        <w:pStyle w:val="BodyText"/>
       </w:pPr>
       <w:r>
         <w:t xml:space="preserve">MARCUS: Technical questions, especially sterilization, because that’s your field, not mine. If anything sounds strange, ask. Even if it feels like a stupid question, ask it anyway.</w:t>
       </w:r>
-      <w:r>
-        <w:t xml:space="preserve"> </w:t>
-      </w:r>
-      <w:r>
-        <w:t xml:space="preserve">마커스: 기술 질문. 특히 멸균. 그건 내 분야가 아니라 네 분야니까. 이상하게 들리는 건 뭐든 물어봐. 바보 같은 질문처럼 느껴져도 그냥 물어봐.</w:t>
-      </w:r>
-    </w:p>
-    <w:p>
-      <w:pPr>
-        <w:numPr>
-          <w:ilvl w:val="0"/>
-          <w:numId w:val="1001"/>
-        </w:numPr>
+    </w:p>
+    <w:p>
+      <w:pPr>
+        <w:pStyle w:val="BodyText"/>
       </w:pPr>
       <w:r>
         <w:t xml:space="preserve">SANDRA: Let’s start. The records room is this way.</w:t>
-      </w:r>
-      <w:r>
-        <w:t xml:space="preserve"> </w:t>
-      </w:r>
-      <w:r>
-        <w:t xml:space="preserve">산드라: 시작하죠. 기록 보관실은 이쪽이에요.</w:t>
       </w:r>
     </w:p>
     <w:bookmarkEnd w:id="21"/>
@@ -449,597 +314,282 @@
     </w:p>
     <w:p>
       <w:pPr>
-        <w:numPr>
-          <w:ilvl w:val="0"/>
-          <w:numId w:val="1002"/>
-        </w:numPr>
+        <w:pStyle w:val="FirstParagraph"/>
       </w:pPr>
       <w:r>
         <w:t xml:space="preserve">MARCUS: First, your quality manual. The latest version, please.</w:t>
       </w:r>
-      <w:r>
-        <w:t xml:space="preserve"> </w:t>
-      </w:r>
-      <w:r>
-        <w:t xml:space="preserve">마커스: 먼저 품질 매뉴얼이요. 최신 버전으로 부탁해요.</w:t>
-      </w:r>
-    </w:p>
-    <w:p>
-      <w:pPr>
-        <w:numPr>
-          <w:ilvl w:val="0"/>
-          <w:numId w:val="1002"/>
-        </w:numPr>
+    </w:p>
+    <w:p>
+      <w:pPr>
+        <w:pStyle w:val="BodyText"/>
       </w:pPr>
       <w:r>
         <w:t xml:space="preserve">SANDRA: Version twelve. Updated in January.</w:t>
       </w:r>
-      <w:r>
-        <w:t xml:space="preserve"> </w:t>
-      </w:r>
-      <w:r>
-        <w:t xml:space="preserve">산드라: 12판이에요. 1월에 개정했어요.</w:t>
-      </w:r>
-    </w:p>
-    <w:p>
-      <w:pPr>
-        <w:numPr>
-          <w:ilvl w:val="0"/>
-          <w:numId w:val="1002"/>
-        </w:numPr>
+    </w:p>
+    <w:p>
+      <w:pPr>
+        <w:pStyle w:val="BodyText"/>
       </w:pPr>
       <w:r>
         <w:t xml:space="preserve">MARCUS: Good. Now your environmental monitoring. Last six months.</w:t>
       </w:r>
-      <w:r>
-        <w:t xml:space="preserve"> </w:t>
-      </w:r>
-      <w:r>
-        <w:t xml:space="preserve">마커스: 좋아요. 이제 환경 모니터링이요. 최근 6개월.</w:t>
-      </w:r>
-    </w:p>
-    <w:p>
-      <w:pPr>
-        <w:numPr>
-          <w:ilvl w:val="0"/>
-          <w:numId w:val="1002"/>
-        </w:numPr>
+    </w:p>
+    <w:p>
+      <w:pPr>
+        <w:pStyle w:val="BodyText"/>
       </w:pPr>
       <w:r>
         <w:t xml:space="preserve">PRIYA: Environmental monitoring. Checking the air and surfaces for bacteria?</w:t>
       </w:r>
-      <w:r>
-        <w:t xml:space="preserve"> </w:t>
-      </w:r>
-      <w:r>
-        <w:t xml:space="preserve">프리야: 환경 모니터링. 공기랑 표면의 세균을 확인하는 거죠?</w:t>
-      </w:r>
-    </w:p>
-    <w:p>
-      <w:pPr>
-        <w:numPr>
-          <w:ilvl w:val="0"/>
-          <w:numId w:val="1002"/>
-        </w:numPr>
+    </w:p>
+    <w:p>
+      <w:pPr>
+        <w:pStyle w:val="BodyText"/>
       </w:pPr>
       <w:r>
         <w:t xml:space="preserve">SANDRA: Exactly. Every day, in every cleanroom.</w:t>
       </w:r>
-      <w:r>
-        <w:t xml:space="preserve"> </w:t>
-      </w:r>
-      <w:r>
-        <w:t xml:space="preserve">산드라: 맞아요. 매일, 모든 클린룸에서요.</w:t>
-      </w:r>
-    </w:p>
-    <w:p>
-      <w:pPr>
-        <w:numPr>
-          <w:ilvl w:val="0"/>
-          <w:numId w:val="1002"/>
-        </w:numPr>
+    </w:p>
+    <w:p>
+      <w:pPr>
+        <w:pStyle w:val="BodyText"/>
       </w:pPr>
       <w:r>
         <w:t xml:space="preserve">MARCUS: I see three results above your alert limit. In February.</w:t>
       </w:r>
-      <w:r>
-        <w:t xml:space="preserve"> </w:t>
-      </w:r>
-      <w:r>
-        <w:t xml:space="preserve">마커스: 2월에 경고 기준을 넘은 결과가 세 건 보이네요.</w:t>
-      </w:r>
-    </w:p>
-    <w:p>
-      <w:pPr>
-        <w:numPr>
-          <w:ilvl w:val="0"/>
-          <w:numId w:val="1002"/>
-        </w:numPr>
+    </w:p>
+    <w:p>
+      <w:pPr>
+        <w:pStyle w:val="BodyText"/>
       </w:pPr>
       <w:r>
         <w:t xml:space="preserve">SANDRA: Yes. All three were investigated. No product impact.</w:t>
       </w:r>
-      <w:r>
-        <w:t xml:space="preserve"> </w:t>
-      </w:r>
-      <w:r>
-        <w:t xml:space="preserve">산드라: 네. 세 건 모두 조사했어요. 제품 영향은 없었고요.</w:t>
-      </w:r>
-    </w:p>
-    <w:p>
-      <w:pPr>
-        <w:numPr>
-          <w:ilvl w:val="0"/>
-          <w:numId w:val="1002"/>
-        </w:numPr>
+    </w:p>
+    <w:p>
+      <w:pPr>
+        <w:pStyle w:val="BodyText"/>
       </w:pPr>
       <w:r>
         <w:t xml:space="preserve">MARCUS: Show me the record. The investigation, please.</w:t>
       </w:r>
-      <w:r>
-        <w:t xml:space="preserve"> </w:t>
-      </w:r>
-      <w:r>
-        <w:t xml:space="preserve">마커스: 기록을 보여 주세요. 조사 기록이요.</w:t>
-      </w:r>
-    </w:p>
-    <w:p>
-      <w:pPr>
-        <w:numPr>
-          <w:ilvl w:val="0"/>
-          <w:numId w:val="1002"/>
-        </w:numPr>
+    </w:p>
+    <w:p>
+      <w:pPr>
+        <w:pStyle w:val="BodyText"/>
       </w:pPr>
       <w:r>
         <w:t xml:space="preserve">SANDRA: Here. Each one has a report. Signed and closed.</w:t>
       </w:r>
-      <w:r>
-        <w:t xml:space="preserve"> </w:t>
-      </w:r>
-      <w:r>
-        <w:t xml:space="preserve">산드라: 여기요. 건마다 보고서가 있어요. 서명했고, 종결됐어요.</w:t>
-      </w:r>
-    </w:p>
-    <w:p>
-      <w:pPr>
-        <w:numPr>
-          <w:ilvl w:val="0"/>
-          <w:numId w:val="1002"/>
-        </w:numPr>
+    </w:p>
+    <w:p>
+      <w:pPr>
+        <w:pStyle w:val="BodyText"/>
       </w:pPr>
       <w:r>
         <w:t xml:space="preserve">MARCUS: Good. But did anyone look at all three together? As a trend?</w:t>
       </w:r>
-      <w:r>
-        <w:t xml:space="preserve"> </w:t>
-      </w:r>
-      <w:r>
-        <w:t xml:space="preserve">마커스: 좋아요. 그런데 세 건을 같이 본 사람이 있어요? 추세로요?</w:t>
-      </w:r>
-    </w:p>
-    <w:p>
-      <w:pPr>
-        <w:numPr>
-          <w:ilvl w:val="0"/>
-          <w:numId w:val="1002"/>
-        </w:numPr>
+    </w:p>
+    <w:p>
+      <w:pPr>
+        <w:pStyle w:val="BodyText"/>
       </w:pPr>
       <w:r>
         <w:t xml:space="preserve">SANDRA: Together? Each was investigated separately.</w:t>
       </w:r>
-      <w:r>
-        <w:t xml:space="preserve"> </w:t>
-      </w:r>
-      <w:r>
-        <w:t xml:space="preserve">산드라: 같이요? 각각 따로 조사했어요.</w:t>
-      </w:r>
-    </w:p>
-    <w:p>
-      <w:pPr>
-        <w:numPr>
-          <w:ilvl w:val="0"/>
-          <w:numId w:val="1002"/>
-        </w:numPr>
+    </w:p>
+    <w:p>
+      <w:pPr>
+        <w:pStyle w:val="BodyText"/>
       </w:pPr>
       <w:r>
         <w:t xml:space="preserve">MARCUS: Three alerts in one month, in the same room. Separately, each one looks small. Together, they could be a pattern, and a pattern usually means something in the room is changing.</w:t>
       </w:r>
-      <w:r>
-        <w:t xml:space="preserve"> </w:t>
-      </w:r>
-      <w:r>
-        <w:t xml:space="preserve">마커스: 한 달에 경고 세 건, 같은 방에서요. 따로 보면 하나하나는 작아 보여요. 하지만 같이 보면 패턴일 수 있고, 패턴은 보통 그 방에서 뭔가가 변하고 있다는 뜻이에요.</w:t>
-      </w:r>
-    </w:p>
-    <w:p>
-      <w:pPr>
-        <w:numPr>
-          <w:ilvl w:val="0"/>
-          <w:numId w:val="1002"/>
-        </w:numPr>
+    </w:p>
+    <w:p>
+      <w:pPr>
+        <w:pStyle w:val="BodyText"/>
       </w:pPr>
       <w:r>
         <w:t xml:space="preserve">SANDRA: That’s… a fair point. We didn’t trend them.</w:t>
       </w:r>
-      <w:r>
-        <w:t xml:space="preserve"> </w:t>
-      </w:r>
-      <w:r>
-        <w:t xml:space="preserve">산드라: 그건… 일리가 있네요. 추세 분석을 안 했어요.</w:t>
-      </w:r>
-    </w:p>
-    <w:p>
-      <w:pPr>
-        <w:numPr>
-          <w:ilvl w:val="0"/>
-          <w:numId w:val="1002"/>
-        </w:numPr>
+    </w:p>
+    <w:p>
+      <w:pPr>
+        <w:pStyle w:val="BodyText"/>
       </w:pPr>
       <w:r>
         <w:t xml:space="preserve">MARCUS: That’s observation number one. Minor. But real.</w:t>
       </w:r>
-      <w:r>
-        <w:t xml:space="preserve"> </w:t>
-      </w:r>
-      <w:r>
-        <w:t xml:space="preserve">마커스: 그게 지적 사항 1번이에요. 경미하지만 실제 문제예요.</w:t>
-      </w:r>
-    </w:p>
-    <w:p>
-      <w:pPr>
-        <w:numPr>
-          <w:ilvl w:val="0"/>
-          <w:numId w:val="1002"/>
-        </w:numPr>
+    </w:p>
+    <w:p>
+      <w:pPr>
+        <w:pStyle w:val="BodyText"/>
       </w:pPr>
       <w:r>
         <w:t xml:space="preserve">KEVIN: Minor. Okay. That’s not bad.</w:t>
       </w:r>
-      <w:r>
-        <w:t xml:space="preserve"> </w:t>
-      </w:r>
-      <w:r>
-        <w:t xml:space="preserve">케빈: 경미. 좋아요. 나쁘지 않네요.</w:t>
-      </w:r>
-    </w:p>
-    <w:p>
-      <w:pPr>
-        <w:numPr>
-          <w:ilvl w:val="0"/>
-          <w:numId w:val="1002"/>
-        </w:numPr>
+    </w:p>
+    <w:p>
+      <w:pPr>
+        <w:pStyle w:val="BodyText"/>
       </w:pPr>
       <w:r>
         <w:t xml:space="preserve">MARCUS: Minor today. A pattern ignored becomes a major tomorrow.</w:t>
       </w:r>
-      <w:r>
-        <w:t xml:space="preserve"> </w:t>
-      </w:r>
-      <w:r>
-        <w:t xml:space="preserve">마커스: 오늘은 경미하죠. 무시된 패턴은 내일 중대한 문제가 돼요.</w:t>
-      </w:r>
-    </w:p>
-    <w:p>
-      <w:pPr>
-        <w:numPr>
-          <w:ilvl w:val="0"/>
-          <w:numId w:val="1002"/>
-        </w:numPr>
+    </w:p>
+    <w:p>
+      <w:pPr>
+        <w:pStyle w:val="BodyText"/>
       </w:pPr>
       <w:r>
         <w:t xml:space="preserve">PRIYA: Can I ask what room it was?</w:t>
       </w:r>
-      <w:r>
-        <w:t xml:space="preserve"> </w:t>
-      </w:r>
-      <w:r>
-        <w:t xml:space="preserve">프리야: 어느 방이었는지 물어봐도 될까요?</w:t>
-      </w:r>
-    </w:p>
-    <w:p>
-      <w:pPr>
-        <w:numPr>
-          <w:ilvl w:val="0"/>
-          <w:numId w:val="1002"/>
-        </w:numPr>
+    </w:p>
+    <w:p>
+      <w:pPr>
+        <w:pStyle w:val="BodyText"/>
       </w:pPr>
       <w:r>
         <w:t xml:space="preserve">SANDRA: Fill room B. The room we’d use for Veyra.</w:t>
       </w:r>
-      <w:r>
-        <w:t xml:space="preserve"> </w:t>
-      </w:r>
-      <w:r>
-        <w:t xml:space="preserve">산드라: 충전실 B요. Veyra 제품에 쓸 방이에요.</w:t>
-      </w:r>
-    </w:p>
-    <w:p>
-      <w:pPr>
-        <w:numPr>
-          <w:ilvl w:val="0"/>
-          <w:numId w:val="1002"/>
-        </w:numPr>
+    </w:p>
+    <w:p>
+      <w:pPr>
+        <w:pStyle w:val="BodyText"/>
       </w:pPr>
       <w:r>
         <w:t xml:space="preserve">PRIYA: Then it matters to us very much.</w:t>
       </w:r>
-      <w:r>
-        <w:t xml:space="preserve"> </w:t>
-      </w:r>
-      <w:r>
-        <w:t xml:space="preserve">프리야: 그럼 저희한텐 아주 중요하네요.</w:t>
-      </w:r>
-    </w:p>
-    <w:p>
-      <w:pPr>
-        <w:numPr>
-          <w:ilvl w:val="0"/>
-          <w:numId w:val="1002"/>
-        </w:numPr>
+    </w:p>
+    <w:p>
+      <w:pPr>
+        <w:pStyle w:val="BodyText"/>
       </w:pPr>
       <w:r>
         <w:t xml:space="preserve">MARCUS: Next. Your list of corrective actions. Open and closed.</w:t>
       </w:r>
-      <w:r>
-        <w:t xml:space="preserve"> </w:t>
-      </w:r>
-      <w:r>
-        <w:t xml:space="preserve">마커스: 다음. 시정 조치 목록이요. 진행 중인 것과 종결된 것.</w:t>
-      </w:r>
-    </w:p>
-    <w:p>
-      <w:pPr>
-        <w:numPr>
-          <w:ilvl w:val="0"/>
-          <w:numId w:val="1002"/>
-        </w:numPr>
+    </w:p>
+    <w:p>
+      <w:pPr>
+        <w:pStyle w:val="BodyText"/>
       </w:pPr>
       <w:r>
         <w:t xml:space="preserve">SANDRA: CAPAs. Corrective and preventive actions. Here’s the log.</w:t>
       </w:r>
-      <w:r>
-        <w:t xml:space="preserve"> </w:t>
-      </w:r>
-      <w:r>
-        <w:t xml:space="preserve">산드라: CAPA요. 시정 및 예방 조치. 여기 기록이에요.</w:t>
-      </w:r>
-    </w:p>
-    <w:p>
-      <w:pPr>
-        <w:numPr>
-          <w:ilvl w:val="0"/>
-          <w:numId w:val="1002"/>
-        </w:numPr>
+    </w:p>
+    <w:p>
+      <w:pPr>
+        <w:pStyle w:val="BodyText"/>
       </w:pPr>
       <w:r>
         <w:t xml:space="preserve">MARCUS: Forty-two total. Forty-one closed. One open. Due in March.</w:t>
       </w:r>
-      <w:r>
-        <w:t xml:space="preserve"> </w:t>
-      </w:r>
-      <w:r>
-        <w:t xml:space="preserve">마커스: 총 42건. 41건 종결. 1건 진행 중. 3월 마감.</w:t>
-      </w:r>
-    </w:p>
-    <w:p>
-      <w:pPr>
-        <w:numPr>
-          <w:ilvl w:val="0"/>
-          <w:numId w:val="1002"/>
-        </w:numPr>
+    </w:p>
+    <w:p>
+      <w:pPr>
+        <w:pStyle w:val="BodyText"/>
       </w:pPr>
       <w:r>
         <w:t xml:space="preserve">SANDRA: It’s overdue. I know.</w:t>
       </w:r>
-      <w:r>
-        <w:t xml:space="preserve"> </w:t>
-      </w:r>
-      <w:r>
-        <w:t xml:space="preserve">산드라: 기한이 지났죠. 알아요.</w:t>
-      </w:r>
-    </w:p>
-    <w:p>
-      <w:pPr>
-        <w:numPr>
-          <w:ilvl w:val="0"/>
-          <w:numId w:val="1002"/>
-        </w:numPr>
+    </w:p>
+    <w:p>
+      <w:pPr>
+        <w:pStyle w:val="BodyText"/>
       </w:pPr>
       <w:r>
         <w:t xml:space="preserve">MARCUS: What’s the reason?</w:t>
       </w:r>
-      <w:r>
-        <w:t xml:space="preserve"> </w:t>
-      </w:r>
-      <w:r>
-        <w:t xml:space="preserve">마커스: 이유가 뭐예요?</w:t>
-      </w:r>
-    </w:p>
-    <w:p>
-      <w:pPr>
-        <w:numPr>
-          <w:ilvl w:val="0"/>
-          <w:numId w:val="1002"/>
-        </w:numPr>
+    </w:p>
+    <w:p>
+      <w:pPr>
+        <w:pStyle w:val="BodyText"/>
       </w:pPr>
       <w:r>
         <w:t xml:space="preserve">SANDRA: A new filter supplier. Their parts arrived late, twice, and we can’t close the action until the new filters are installed and tested. So we’ve been stuck, waiting on them.</w:t>
       </w:r>
-      <w:r>
-        <w:t xml:space="preserve"> </w:t>
-      </w:r>
-      <w:r>
-        <w:t xml:space="preserve">산드라: 새 필터 공급업체요. 부품이 두 번이나 늦게 도착했는데, 새 필터를 설치하고 시험하기 전에는 조치를 종결할 수 없어요. 그래서 그쪽만 기다리며 묶여 있었어요.</w:t>
-      </w:r>
-    </w:p>
-    <w:p>
-      <w:pPr>
-        <w:numPr>
-          <w:ilvl w:val="0"/>
-          <w:numId w:val="1002"/>
-        </w:numPr>
+    </w:p>
+    <w:p>
+      <w:pPr>
+        <w:pStyle w:val="BodyText"/>
       </w:pPr>
       <w:r>
         <w:t xml:space="preserve">MARCUS: Is there a new deadline? In writing?</w:t>
       </w:r>
-      <w:r>
-        <w:t xml:space="preserve"> </w:t>
-      </w:r>
-      <w:r>
-        <w:t xml:space="preserve">마커스: 새 마감일이 있어요? 서면으로요?</w:t>
-      </w:r>
-    </w:p>
-    <w:p>
-      <w:pPr>
-        <w:numPr>
-          <w:ilvl w:val="0"/>
-          <w:numId w:val="1002"/>
-        </w:numPr>
+    </w:p>
+    <w:p>
+      <w:pPr>
+        <w:pStyle w:val="BodyText"/>
       </w:pPr>
       <w:r>
         <w:t xml:space="preserve">SANDRA: Not yet. I didn’t want to promise a date they’d miss.</w:t>
       </w:r>
-      <w:r>
-        <w:t xml:space="preserve"> </w:t>
-      </w:r>
-      <w:r>
-        <w:t xml:space="preserve">산드라: 아직이요. 그쪽이 못 지킬 날짜를 약속하고 싶지 않았어요.</w:t>
-      </w:r>
-    </w:p>
-    <w:p>
-      <w:pPr>
-        <w:numPr>
-          <w:ilvl w:val="0"/>
-          <w:numId w:val="1002"/>
-        </w:numPr>
+    </w:p>
+    <w:p>
+      <w:pPr>
+        <w:pStyle w:val="BodyText"/>
       </w:pPr>
       <w:r>
         <w:t xml:space="preserve">MARCUS: Then that’s observation number two. An overdue CAPA without a new plan.</w:t>
       </w:r>
-      <w:r>
-        <w:t xml:space="preserve"> </w:t>
-      </w:r>
-      <w:r>
-        <w:t xml:space="preserve">마커스: 그럼 그게 지적 사항 2번이에요. 새 계획 없이 기한이 지난 CAPA.</w:t>
-      </w:r>
-    </w:p>
-    <w:p>
-      <w:pPr>
-        <w:numPr>
-          <w:ilvl w:val="0"/>
-          <w:numId w:val="1002"/>
-        </w:numPr>
+    </w:p>
+    <w:p>
+      <w:pPr>
+        <w:pStyle w:val="BodyText"/>
       </w:pPr>
       <w:r>
         <w:t xml:space="preserve">KEVIN: Marcus, that’s the supplier’s fault. Not ours.</w:t>
       </w:r>
-      <w:r>
-        <w:t xml:space="preserve"> </w:t>
-      </w:r>
-      <w:r>
-        <w:t xml:space="preserve">케빈: 마커스, 그건 공급업체 잘못이에요. 저희가 아니라.</w:t>
-      </w:r>
-    </w:p>
-    <w:p>
-      <w:pPr>
-        <w:numPr>
-          <w:ilvl w:val="0"/>
-          <w:numId w:val="1002"/>
-        </w:numPr>
+    </w:p>
+    <w:p>
+      <w:pPr>
+        <w:pStyle w:val="BodyText"/>
       </w:pPr>
       <w:r>
         <w:t xml:space="preserve">MARCUS: The supplier is late, that’s true. But the missing plan is yours. Suppliers will always be late sometimes. What the FDA wants to see is how you manage it.</w:t>
       </w:r>
-      <w:r>
-        <w:t xml:space="preserve"> </w:t>
-      </w:r>
-      <w:r>
-        <w:t xml:space="preserve">마커스: 공급업체가 늦은 건 맞아요. 하지만 계획이 없는 건 그쪽 책임이에요. 공급업체는 언제든 가끔 늦어요. FDA가 보고 싶어 하는 건 그걸 어떻게 관리하느냐예요.</w:t>
-      </w:r>
-    </w:p>
-    <w:p>
-      <w:pPr>
-        <w:numPr>
-          <w:ilvl w:val="0"/>
-          <w:numId w:val="1002"/>
-        </w:numPr>
+    </w:p>
+    <w:p>
+      <w:pPr>
+        <w:pStyle w:val="BodyText"/>
       </w:pPr>
       <w:r>
         <w:t xml:space="preserve">SANDRA: He’s right, Kevin. I’ll write a new deadline today.</w:t>
       </w:r>
-      <w:r>
-        <w:t xml:space="preserve"> </w:t>
-      </w:r>
-      <w:r>
-        <w:t xml:space="preserve">산드라: 이분 말이 맞아요, 케빈. 오늘 새 마감일을 쓸게요.</w:t>
-      </w:r>
-    </w:p>
-    <w:p>
-      <w:pPr>
-        <w:numPr>
-          <w:ilvl w:val="0"/>
-          <w:numId w:val="1002"/>
-        </w:numPr>
+    </w:p>
+    <w:p>
+      <w:pPr>
+        <w:pStyle w:val="BodyText"/>
       </w:pPr>
       <w:r>
         <w:t xml:space="preserve">MARCUS: Thank you. Last one this morning. Training records for the fill room operators.</w:t>
       </w:r>
-      <w:r>
-        <w:t xml:space="preserve"> </w:t>
-      </w:r>
-      <w:r>
-        <w:t xml:space="preserve">마커스: 고마워요. 오전 마지막. 충전실 작업자 교육 기록이요.</w:t>
-      </w:r>
-    </w:p>
-    <w:p>
-      <w:pPr>
-        <w:numPr>
-          <w:ilvl w:val="0"/>
-          <w:numId w:val="1002"/>
-        </w:numPr>
+    </w:p>
+    <w:p>
+      <w:pPr>
+        <w:pStyle w:val="BodyText"/>
       </w:pPr>
       <w:r>
         <w:t xml:space="preserve">SANDRA: Here. Twelve operators.</w:t>
       </w:r>
-      <w:r>
-        <w:t xml:space="preserve"> </w:t>
-      </w:r>
-      <w:r>
-        <w:t xml:space="preserve">산드라: 여기요. 작업자 열두 명이요.</w:t>
-      </w:r>
-    </w:p>
-    <w:p>
-      <w:pPr>
-        <w:numPr>
-          <w:ilvl w:val="0"/>
-          <w:numId w:val="1002"/>
-        </w:numPr>
+    </w:p>
+    <w:p>
+      <w:pPr>
+        <w:pStyle w:val="BodyText"/>
       </w:pPr>
       <w:r>
         <w:t xml:space="preserve">MARCUS: Eleven are complete. This one, Daniel Ortiz, has no gowning training on file.</w:t>
       </w:r>
-      <w:r>
-        <w:t xml:space="preserve"> </w:t>
-      </w:r>
-      <w:r>
-        <w:t xml:space="preserve">마커스: 열한 명은 완전해요. 이 사람, 대니얼 오티즈는 가운 착용 교육 기록이 없어요.</w:t>
-      </w:r>
-    </w:p>
-    <w:p>
-      <w:pPr>
-        <w:numPr>
-          <w:ilvl w:val="0"/>
-          <w:numId w:val="1002"/>
-        </w:numPr>
+    </w:p>
+    <w:p>
+      <w:pPr>
+        <w:pStyle w:val="BodyText"/>
       </w:pPr>
       <w:r>
         <w:t xml:space="preserve">SANDRA: Danny? He’s been here three years. He’s trained. I’ve seen him.</w:t>
-      </w:r>
-      <w:r>
-        <w:t xml:space="preserve"> </w:t>
-      </w:r>
-      <w:r>
-        <w:t xml:space="preserve">산드라: 대니요? 3년째 일하고 있어요. 교육받았어요. 제가 봤어요.</w:t>
       </w:r>
     </w:p>
     <w:bookmarkEnd w:id="22"/>
@@ -1066,27 +616,15 @@
     </w:p>
     <w:p>
       <w:pPr>
-        <w:numPr>
-          <w:ilvl w:val="0"/>
-          <w:numId w:val="1003"/>
-        </w:numPr>
+        <w:pStyle w:val="FirstParagraph"/>
       </w:pPr>
       <w:r>
         <w:t xml:space="preserve">MARCUS: I believe you. But if it’s not documented, it didn’t happen.</w:t>
       </w:r>
-      <w:r>
-        <w:t xml:space="preserve"> </w:t>
-      </w:r>
-      <w:r>
-        <w:t xml:space="preserve">마커스: 믿어요. 하지만 문서로 남아 있지 않으면 일어나지 않은 거예요.</w:t>
-      </w:r>
-    </w:p>
-    <w:p>
-      <w:pPr>
-        <w:numPr>
-          <w:ilvl w:val="0"/>
-          <w:numId w:val="1003"/>
-        </w:numPr>
+    </w:p>
+    <w:p>
+      <w:pPr>
+        <w:pStyle w:val="BodyText"/>
       </w:pPr>
       <w:r>
         <w:t xml:space="preserve">PRIYA: That’s what you said in your RFQ.</w:t>
@@ -1103,499 +641,229 @@
       <w:r>
         <w:t xml:space="preserve">”</w:t>
       </w:r>
-      <w:r>
-        <w:t xml:space="preserve"> </w:t>
-      </w:r>
-      <w:r>
-        <w:t xml:space="preserve">프리야: RFQ 때 하셨던 말이네요.</w:t>
-      </w:r>
-      <w:r>
-        <w:t xml:space="preserve"> </w:t>
-      </w:r>
-      <w:r>
-        <w:t xml:space="preserve">“</w:t>
-      </w:r>
-      <w:r>
-        <w:t xml:space="preserve">적혀 있지 않으면…</w:t>
-      </w:r>
-      <w:r>
-        <w:t xml:space="preserve">”</w:t>
-      </w:r>
-    </w:p>
-    <w:p>
-      <w:pPr>
-        <w:numPr>
-          <w:ilvl w:val="0"/>
-          <w:numId w:val="1003"/>
-        </w:numPr>
+    </w:p>
+    <w:p>
+      <w:pPr>
+        <w:pStyle w:val="BodyText"/>
       </w:pPr>
       <w:r>
         <w:t xml:space="preserve">MARCUS: Same rule. The FDA thinks the same way. Exactly the same.</w:t>
       </w:r>
-      <w:r>
-        <w:t xml:space="preserve"> </w:t>
-      </w:r>
-      <w:r>
-        <w:t xml:space="preserve">마커스: 같은 원칙이야. FDA도 똑같이 생각해. 정확히 똑같이.</w:t>
-      </w:r>
-    </w:p>
-    <w:p>
-      <w:pPr>
-        <w:numPr>
-          <w:ilvl w:val="0"/>
-          <w:numId w:val="1003"/>
-        </w:numPr>
+    </w:p>
+    <w:p>
+      <w:pPr>
+        <w:pStyle w:val="BodyText"/>
       </w:pPr>
       <w:r>
         <w:t xml:space="preserve">SANDRA: I’ll find the record. It may be in the old system.</w:t>
       </w:r>
-      <w:r>
-        <w:t xml:space="preserve"> </w:t>
-      </w:r>
-      <w:r>
-        <w:t xml:space="preserve">산드라: 기록을 찾아볼게요. 예전 시스템에 있을 수도 있어요.</w:t>
-      </w:r>
-    </w:p>
-    <w:p>
-      <w:pPr>
-        <w:numPr>
-          <w:ilvl w:val="0"/>
-          <w:numId w:val="1003"/>
-        </w:numPr>
+    </w:p>
+    <w:p>
+      <w:pPr>
+        <w:pStyle w:val="BodyText"/>
       </w:pPr>
       <w:r>
         <w:t xml:space="preserve">MARCUS: If you find it by five, I’ll remove the observation.</w:t>
       </w:r>
-      <w:r>
-        <w:t xml:space="preserve"> </w:t>
-      </w:r>
-      <w:r>
-        <w:t xml:space="preserve">마커스: 5시까지 찾으시면 지적 사항에서 빼 드릴게요.</w:t>
-      </w:r>
-    </w:p>
-    <w:p>
-      <w:pPr>
-        <w:numPr>
-          <w:ilvl w:val="0"/>
-          <w:numId w:val="1003"/>
-        </w:numPr>
+    </w:p>
+    <w:p>
+      <w:pPr>
+        <w:pStyle w:val="BodyText"/>
       </w:pPr>
       <w:r>
         <w:t xml:space="preserve">SANDRA: Fair. Raj, can you search the old training database?</w:t>
       </w:r>
-      <w:r>
-        <w:t xml:space="preserve"> </w:t>
-      </w:r>
-      <w:r>
-        <w:t xml:space="preserve">산드라: 공정하네요. 라지, 예전 교육 데이터베이스 좀 찾아봐 줄래요?</w:t>
-      </w:r>
-    </w:p>
-    <w:p>
-      <w:pPr>
-        <w:numPr>
-          <w:ilvl w:val="0"/>
-          <w:numId w:val="1003"/>
-        </w:numPr>
+    </w:p>
+    <w:p>
+      <w:pPr>
+        <w:pStyle w:val="BodyText"/>
       </w:pPr>
       <w:r>
         <w:t xml:space="preserve">RAJ: On it. Give me two hours.</w:t>
       </w:r>
-      <w:r>
-        <w:t xml:space="preserve"> </w:t>
-      </w:r>
-      <w:r>
-        <w:t xml:space="preserve">라지: 찾아볼게요. 두 시간만 주세요.</w:t>
-      </w:r>
-    </w:p>
-    <w:p>
-      <w:pPr>
-        <w:numPr>
-          <w:ilvl w:val="0"/>
-          <w:numId w:val="1003"/>
-        </w:numPr>
+    </w:p>
+    <w:p>
+      <w:pPr>
+        <w:pStyle w:val="BodyText"/>
       </w:pPr>
       <w:r>
         <w:t xml:space="preserve">KEVIN: Can I say something? Off the record?</w:t>
       </w:r>
-      <w:r>
-        <w:t xml:space="preserve"> </w:t>
-      </w:r>
-      <w:r>
-        <w:t xml:space="preserve">케빈: 한마디 해도 될까요? 비공식적으로?</w:t>
-      </w:r>
-    </w:p>
-    <w:p>
-      <w:pPr>
-        <w:numPr>
-          <w:ilvl w:val="0"/>
-          <w:numId w:val="1003"/>
-        </w:numPr>
+    </w:p>
+    <w:p>
+      <w:pPr>
+        <w:pStyle w:val="BodyText"/>
       </w:pPr>
       <w:r>
         <w:t xml:space="preserve">MARCUS: Go ahead.</w:t>
       </w:r>
-      <w:r>
-        <w:t xml:space="preserve"> </w:t>
-      </w:r>
-      <w:r>
-        <w:t xml:space="preserve">마커스: 하세요.</w:t>
-      </w:r>
-    </w:p>
-    <w:p>
-      <w:pPr>
-        <w:numPr>
-          <w:ilvl w:val="0"/>
-          <w:numId w:val="1003"/>
-        </w:numPr>
+    </w:p>
+    <w:p>
+      <w:pPr>
+        <w:pStyle w:val="BodyText"/>
       </w:pPr>
       <w:r>
         <w:t xml:space="preserve">KEVIN: Three observations before lunch. My boss will read this report.</w:t>
       </w:r>
-      <w:r>
-        <w:t xml:space="preserve"> </w:t>
-      </w:r>
-      <w:r>
-        <w:t xml:space="preserve">케빈: 점심 전에 지적 사항이 세 건이에요. 제 상사가 이 보고서를 읽을 거예요.</w:t>
-      </w:r>
-    </w:p>
-    <w:p>
-      <w:pPr>
-        <w:numPr>
-          <w:ilvl w:val="0"/>
-          <w:numId w:val="1003"/>
-        </w:numPr>
+    </w:p>
+    <w:p>
+      <w:pPr>
+        <w:pStyle w:val="BodyText"/>
       </w:pPr>
       <w:r>
         <w:t xml:space="preserve">MARCUS: Kevin, three minor observations is a good audit. Honestly.</w:t>
       </w:r>
-      <w:r>
-        <w:t xml:space="preserve"> </w:t>
-      </w:r>
-      <w:r>
-        <w:t xml:space="preserve">마커스: 케빈, 경미한 지적 세 건이면 좋은 감사예요. 진심으로요.</w:t>
-      </w:r>
-    </w:p>
-    <w:p>
-      <w:pPr>
-        <w:numPr>
-          <w:ilvl w:val="0"/>
-          <w:numId w:val="1003"/>
-        </w:numPr>
+    </w:p>
+    <w:p>
+      <w:pPr>
+        <w:pStyle w:val="BodyText"/>
       </w:pPr>
       <w:r>
         <w:t xml:space="preserve">KEVIN: It is?</w:t>
       </w:r>
-      <w:r>
-        <w:t xml:space="preserve"> </w:t>
-      </w:r>
-      <w:r>
-        <w:t xml:space="preserve">케빈: 그래요?</w:t>
-      </w:r>
-    </w:p>
-    <w:p>
-      <w:pPr>
-        <w:numPr>
-          <w:ilvl w:val="0"/>
-          <w:numId w:val="1003"/>
-        </w:numPr>
+    </w:p>
+    <w:p>
+      <w:pPr>
+        <w:pStyle w:val="BodyText"/>
       </w:pPr>
       <w:r>
         <w:t xml:space="preserve">MARCUS: Zero observations means one of two things. Either the auditor didn’t really look, or the site is hiding something. Real factories always have small problems somewhere.</w:t>
       </w:r>
-      <w:r>
-        <w:t xml:space="preserve"> </w:t>
-      </w:r>
-      <w:r>
-        <w:t xml:space="preserve">마커스: 지적 사항 0건은 둘 중 하나예요. 감사관이 제대로 안 봤거나, 현장이 뭔가를 숨기고 있거나. 진짜 공장엔 어딘가에 늘 작은 문제가 있어요.</w:t>
-      </w:r>
-    </w:p>
-    <w:p>
-      <w:pPr>
-        <w:numPr>
-          <w:ilvl w:val="0"/>
-          <w:numId w:val="1003"/>
-        </w:numPr>
+    </w:p>
+    <w:p>
+      <w:pPr>
+        <w:pStyle w:val="BodyText"/>
       </w:pPr>
       <w:r>
         <w:t xml:space="preserve">SANDRA: That’s what I always tell him.</w:t>
       </w:r>
-      <w:r>
-        <w:t xml:space="preserve"> </w:t>
-      </w:r>
-      <w:r>
-        <w:t xml:space="preserve">산드라: 제가 늘 그렇게 말하거든요.</w:t>
-      </w:r>
-    </w:p>
-    <w:p>
-      <w:pPr>
-        <w:numPr>
-          <w:ilvl w:val="0"/>
-          <w:numId w:val="1003"/>
-        </w:numPr>
+    </w:p>
+    <w:p>
+      <w:pPr>
+        <w:pStyle w:val="BodyText"/>
       </w:pPr>
       <w:r>
         <w:t xml:space="preserve">PRIYA: So a few small problems are a sign of honesty?</w:t>
       </w:r>
-      <w:r>
-        <w:t xml:space="preserve"> </w:t>
-      </w:r>
-      <w:r>
-        <w:t xml:space="preserve">프리야: 그러니까 작은 문제 몇 개는 정직하다는 신호네요?</w:t>
-      </w:r>
-    </w:p>
-    <w:p>
-      <w:pPr>
-        <w:numPr>
-          <w:ilvl w:val="0"/>
-          <w:numId w:val="1003"/>
-        </w:numPr>
+    </w:p>
+    <w:p>
+      <w:pPr>
+        <w:pStyle w:val="BodyText"/>
       </w:pPr>
       <w:r>
         <w:t xml:space="preserve">MARCUS: Of honesty and of a real system. Perfect paperwork makes me nervous.</w:t>
       </w:r>
-      <w:r>
-        <w:t xml:space="preserve"> </w:t>
-      </w:r>
-      <w:r>
-        <w:t xml:space="preserve">마커스: 정직함과 진짜 시스템의 신호지. 완벽한 서류가 오히려 날 불안하게 해.</w:t>
-      </w:r>
-    </w:p>
-    <w:p>
-      <w:pPr>
-        <w:numPr>
-          <w:ilvl w:val="0"/>
-          <w:numId w:val="1003"/>
-        </w:numPr>
+    </w:p>
+    <w:p>
+      <w:pPr>
+        <w:pStyle w:val="BodyText"/>
       </w:pPr>
       <w:r>
         <w:t xml:space="preserve">KEVIN: Okay. I feel better. Let’s have lunch.</w:t>
       </w:r>
-      <w:r>
-        <w:t xml:space="preserve"> </w:t>
-      </w:r>
-      <w:r>
-        <w:t xml:space="preserve">케빈: 좋아요. 기분이 나아졌어요. 점심 먹죠.</w:t>
-      </w:r>
-    </w:p>
-    <w:p>
-      <w:pPr>
-        <w:numPr>
-          <w:ilvl w:val="0"/>
-          <w:numId w:val="1003"/>
-        </w:numPr>
+    </w:p>
+    <w:p>
+      <w:pPr>
+        <w:pStyle w:val="BodyText"/>
       </w:pPr>
       <w:r>
         <w:t xml:space="preserve">RAJ: Before lunch, Sandra, I found Danny’s record. In the old system. Signed, two years ago.</w:t>
       </w:r>
-      <w:r>
-        <w:t xml:space="preserve"> </w:t>
-      </w:r>
-      <w:r>
-        <w:t xml:space="preserve">라지: 점심 전에요, 산드라. 대니 기록 찾았어요. 예전 시스템에요. 2년 전 서명.</w:t>
-      </w:r>
-    </w:p>
-    <w:p>
-      <w:pPr>
-        <w:numPr>
-          <w:ilvl w:val="0"/>
-          <w:numId w:val="1003"/>
-        </w:numPr>
+    </w:p>
+    <w:p>
+      <w:pPr>
+        <w:pStyle w:val="BodyText"/>
       </w:pPr>
       <w:r>
         <w:t xml:space="preserve">SANDRA: Thank you, Raj. Marcus?</w:t>
       </w:r>
-      <w:r>
-        <w:t xml:space="preserve"> </w:t>
-      </w:r>
-      <w:r>
-        <w:t xml:space="preserve">산드라: 고마워요, 라지. 마커스?</w:t>
-      </w:r>
-    </w:p>
-    <w:p>
-      <w:pPr>
-        <w:numPr>
-          <w:ilvl w:val="0"/>
-          <w:numId w:val="1003"/>
-        </w:numPr>
+    </w:p>
+    <w:p>
+      <w:pPr>
+        <w:pStyle w:val="BodyText"/>
       </w:pPr>
       <w:r>
         <w:t xml:space="preserve">MARCUS: Observation removed. But please move it to the new system.</w:t>
       </w:r>
-      <w:r>
-        <w:t xml:space="preserve"> </w:t>
-      </w:r>
-      <w:r>
-        <w:t xml:space="preserve">마커스: 지적 사항 삭제할게요. 하지만 새 시스템으로 옮겨 주세요.</w:t>
-      </w:r>
-    </w:p>
-    <w:p>
-      <w:pPr>
-        <w:numPr>
-          <w:ilvl w:val="0"/>
-          <w:numId w:val="1003"/>
-        </w:numPr>
+    </w:p>
+    <w:p>
+      <w:pPr>
+        <w:pStyle w:val="BodyText"/>
       </w:pPr>
       <w:r>
         <w:t xml:space="preserve">SANDRA: Today. And I’ll check the other eleven too.</w:t>
       </w:r>
-      <w:r>
-        <w:t xml:space="preserve"> </w:t>
-      </w:r>
-      <w:r>
-        <w:t xml:space="preserve">산드라: 오늘 할게요. 나머지 열한 명도 확인할게요.</w:t>
-      </w:r>
-    </w:p>
-    <w:p>
-      <w:pPr>
-        <w:numPr>
-          <w:ilvl w:val="0"/>
-          <w:numId w:val="1003"/>
-        </w:numPr>
+    </w:p>
+    <w:p>
+      <w:pPr>
+        <w:pStyle w:val="BodyText"/>
       </w:pPr>
       <w:r>
         <w:t xml:space="preserve">MARCUS: That’s the right instinct. Fix the system, not just the one record. If Danny’s file was in the old system, others probably are too, and an FDA inspector will find them.</w:t>
       </w:r>
-      <w:r>
-        <w:t xml:space="preserve"> </w:t>
-      </w:r>
-      <w:r>
-        <w:t xml:space="preserve">마커스: 그게 맞는 감각이에요. 기록 하나만이 아니라 시스템을 고치는 것. 대니 기록이 예전 시스템에 있었다면 다른 것들도 아마 그럴 거고, FDA 조사관은 그걸 찾아낼 거예요.</w:t>
-      </w:r>
-    </w:p>
-    <w:p>
-      <w:pPr>
-        <w:numPr>
-          <w:ilvl w:val="0"/>
-          <w:numId w:val="1003"/>
-        </w:numPr>
+    </w:p>
+    <w:p>
+      <w:pPr>
+        <w:pStyle w:val="BodyText"/>
       </w:pPr>
       <w:r>
         <w:t xml:space="preserve">PRIYA: After lunch, the autoclave?</w:t>
       </w:r>
-      <w:r>
-        <w:t xml:space="preserve"> </w:t>
-      </w:r>
-      <w:r>
-        <w:t xml:space="preserve">프리야: 점심 후엔 고압 멸균기요?</w:t>
-      </w:r>
-    </w:p>
-    <w:p>
-      <w:pPr>
-        <w:numPr>
-          <w:ilvl w:val="0"/>
-          <w:numId w:val="1003"/>
-        </w:numPr>
+    </w:p>
+    <w:p>
+      <w:pPr>
+        <w:pStyle w:val="BodyText"/>
       </w:pPr>
       <w:r>
         <w:t xml:space="preserve">MARCUS: After lunch, the autoclave. That’s where I’m most worried.</w:t>
       </w:r>
-      <w:r>
-        <w:t xml:space="preserve"> </w:t>
-      </w:r>
-      <w:r>
-        <w:t xml:space="preserve">마커스: 점심 후엔 고압 멸균기. 내가 제일 걱정하는 부분이야.</w:t>
-      </w:r>
-    </w:p>
-    <w:p>
-      <w:pPr>
-        <w:numPr>
-          <w:ilvl w:val="0"/>
-          <w:numId w:val="1003"/>
-        </w:numPr>
+    </w:p>
+    <w:p>
+      <w:pPr>
+        <w:pStyle w:val="BodyText"/>
       </w:pPr>
       <w:r>
         <w:t xml:space="preserve">KEVIN: Why? It’s validated. Every year.</w:t>
       </w:r>
-      <w:r>
-        <w:t xml:space="preserve"> </w:t>
-      </w:r>
-      <w:r>
-        <w:t xml:space="preserve">케빈: 왜요? 매년 밸리데이션을 해요.</w:t>
-      </w:r>
-    </w:p>
-    <w:p>
-      <w:pPr>
-        <w:numPr>
-          <w:ilvl w:val="0"/>
-          <w:numId w:val="1003"/>
-        </w:numPr>
+    </w:p>
+    <w:p>
+      <w:pPr>
+        <w:pStyle w:val="BodyText"/>
       </w:pPr>
       <w:r>
         <w:t xml:space="preserve">MARCUS: Validated for what? For whose product?</w:t>
       </w:r>
-      <w:r>
-        <w:t xml:space="preserve"> </w:t>
-      </w:r>
-      <w:r>
-        <w:t xml:space="preserve">마커스: 무엇을 위한 밸리데이션이죠? 누구 제품용이요?</w:t>
-      </w:r>
-    </w:p>
-    <w:p>
-      <w:pPr>
-        <w:numPr>
-          <w:ilvl w:val="0"/>
-          <w:numId w:val="1003"/>
-        </w:numPr>
+    </w:p>
+    <w:p>
+      <w:pPr>
+        <w:pStyle w:val="BodyText"/>
       </w:pPr>
       <w:r>
         <w:t xml:space="preserve">RAJ: For our current products. Joint gels, mostly.</w:t>
       </w:r>
-      <w:r>
-        <w:t xml:space="preserve"> </w:t>
-      </w:r>
-      <w:r>
-        <w:t xml:space="preserve">라지: 현재 제품들용이요. 주로 관절 젤이요.</w:t>
-      </w:r>
-    </w:p>
-    <w:p>
-      <w:pPr>
-        <w:numPr>
-          <w:ilvl w:val="0"/>
-          <w:numId w:val="1003"/>
-        </w:numPr>
+    </w:p>
+    <w:p>
+      <w:pPr>
+        <w:pStyle w:val="BodyText"/>
       </w:pPr>
       <w:r>
         <w:t xml:space="preserve">PRIYA: Joint gels come in different syringes. Different sizes. Different loads.</w:t>
       </w:r>
-      <w:r>
-        <w:t xml:space="preserve"> </w:t>
-      </w:r>
-      <w:r>
-        <w:t xml:space="preserve">프리야: 관절 젤은 주사기가 달라요. 크기도, 적재 방식도 다르고요.</w:t>
-      </w:r>
-    </w:p>
-    <w:p>
-      <w:pPr>
-        <w:numPr>
-          <w:ilvl w:val="0"/>
-          <w:numId w:val="1003"/>
-        </w:numPr>
+    </w:p>
+    <w:p>
+      <w:pPr>
+        <w:pStyle w:val="BodyText"/>
       </w:pPr>
       <w:r>
         <w:t xml:space="preserve">RAJ: That’s true. Your syringes are smaller. One milliliter.</w:t>
       </w:r>
-      <w:r>
-        <w:t xml:space="preserve"> </w:t>
-      </w:r>
-      <w:r>
-        <w:t xml:space="preserve">라지: 맞아요. 그쪽 주사기는 더 작죠. 1밀리리터.</w:t>
-      </w:r>
-    </w:p>
-    <w:p>
-      <w:pPr>
-        <w:numPr>
-          <w:ilvl w:val="0"/>
-          <w:numId w:val="1003"/>
-        </w:numPr>
+    </w:p>
+    <w:p>
+      <w:pPr>
+        <w:pStyle w:val="BodyText"/>
       </w:pPr>
       <w:r>
         <w:t xml:space="preserve">MARCUS: So the heat reaches them differently. That needs a new validation.</w:t>
-      </w:r>
-      <w:r>
-        <w:t xml:space="preserve"> </w:t>
-      </w:r>
-      <w:r>
-        <w:t xml:space="preserve">마커스: 그럼 열이 다르게 전달돼. 새 밸리데이션이 필요해.</w:t>
       </w:r>
     </w:p>
     <w:bookmarkEnd w:id="23"/>
@@ -1622,427 +890,202 @@
     </w:p>
     <w:p>
       <w:pPr>
-        <w:numPr>
-          <w:ilvl w:val="0"/>
-          <w:numId w:val="1004"/>
-        </w:numPr>
+        <w:pStyle w:val="FirstParagraph"/>
       </w:pPr>
       <w:r>
         <w:t xml:space="preserve">RAJ: This is the autoclave. Our biggest one. Validated last October.</w:t>
       </w:r>
-      <w:r>
-        <w:t xml:space="preserve"> </w:t>
-      </w:r>
-      <w:r>
-        <w:t xml:space="preserve">라지: 이게 고압 멸균기예요. 저희 제일 큰 거죠. 작년 10월에 밸리데이션했어요.</w:t>
-      </w:r>
-    </w:p>
-    <w:p>
-      <w:pPr>
-        <w:numPr>
-          <w:ilvl w:val="0"/>
-          <w:numId w:val="1004"/>
-        </w:numPr>
+    </w:p>
+    <w:p>
+      <w:pPr>
+        <w:pStyle w:val="BodyText"/>
       </w:pPr>
       <w:r>
         <w:t xml:space="preserve">PRIYA: How do you load it? Show me the pattern.</w:t>
       </w:r>
-      <w:r>
-        <w:t xml:space="preserve"> </w:t>
-      </w:r>
-      <w:r>
-        <w:t xml:space="preserve">프리야: 어떻게 적재해요? 패턴을 보여 주세요.</w:t>
-      </w:r>
-    </w:p>
-    <w:p>
-      <w:pPr>
-        <w:numPr>
-          <w:ilvl w:val="0"/>
-          <w:numId w:val="1004"/>
-        </w:numPr>
+    </w:p>
+    <w:p>
+      <w:pPr>
+        <w:pStyle w:val="BodyText"/>
       </w:pPr>
       <w:r>
         <w:t xml:space="preserve">RAJ: Trays of joint gel syringes. Forty trays. Packed tightly.</w:t>
       </w:r>
-      <w:r>
-        <w:t xml:space="preserve"> </w:t>
-      </w:r>
-      <w:r>
-        <w:t xml:space="preserve">라지: 관절 젤 주사기 트레이요. 40개. 촘촘하게 넣어요.</w:t>
-      </w:r>
-    </w:p>
-    <w:p>
-      <w:pPr>
-        <w:numPr>
-          <w:ilvl w:val="0"/>
-          <w:numId w:val="1004"/>
-        </w:numPr>
+    </w:p>
+    <w:p>
+      <w:pPr>
+        <w:pStyle w:val="BodyText"/>
       </w:pPr>
       <w:r>
         <w:t xml:space="preserve">PRIYA: Our gel is heat-sensitive. Too much heat breaks down the structure and weakens it. Too little heat, and it’s not sterile. So the window is narrow, and the load pattern matters.</w:t>
       </w:r>
-      <w:r>
-        <w:t xml:space="preserve"> </w:t>
-      </w:r>
-      <w:r>
-        <w:t xml:space="preserve">프리야: 저희 젤은 열에 민감해요. 너무 뜨거우면 구조가 무너져 약해지고, 열이 부족하면 무균이 안 돼요. 그래서 허용 범위가 좁고, 적재 패턴이 중요해요.</w:t>
-      </w:r>
-    </w:p>
-    <w:p>
-      <w:pPr>
-        <w:numPr>
-          <w:ilvl w:val="0"/>
-          <w:numId w:val="1004"/>
-        </w:numPr>
+    </w:p>
+    <w:p>
+      <w:pPr>
+        <w:pStyle w:val="BodyText"/>
       </w:pPr>
       <w:r>
         <w:t xml:space="preserve">MARCUS: So we need to know the coldest spot and the hottest spot. In our load.</w:t>
       </w:r>
-      <w:r>
-        <w:t xml:space="preserve"> </w:t>
-      </w:r>
-      <w:r>
-        <w:t xml:space="preserve">마커스: 그러니까 우리 적재 상태에서 가장 차가운 곳과 가장 뜨거운 곳을 알아야 해.</w:t>
-      </w:r>
-    </w:p>
-    <w:p>
-      <w:pPr>
-        <w:numPr>
-          <w:ilvl w:val="0"/>
-          <w:numId w:val="1004"/>
-        </w:numPr>
+    </w:p>
+    <w:p>
+      <w:pPr>
+        <w:pStyle w:val="BodyText"/>
       </w:pPr>
       <w:r>
         <w:t xml:space="preserve">RAJ: That’s a heat mapping study. With sensors inside the load.</w:t>
       </w:r>
-      <w:r>
-        <w:t xml:space="preserve"> </w:t>
-      </w:r>
-      <w:r>
-        <w:t xml:space="preserve">라지: 그게 열 분포 시험이에요. 적재물 안에 센서를 넣어서요.</w:t>
-      </w:r>
-    </w:p>
-    <w:p>
-      <w:pPr>
-        <w:numPr>
-          <w:ilvl w:val="0"/>
-          <w:numId w:val="1004"/>
-        </w:numPr>
+    </w:p>
+    <w:p>
+      <w:pPr>
+        <w:pStyle w:val="BodyText"/>
       </w:pPr>
       <w:r>
         <w:t xml:space="preserve">KEVIN: That takes weeks. And it costs money. Can we use the existing validation for now?</w:t>
       </w:r>
-      <w:r>
-        <w:t xml:space="preserve"> </w:t>
-      </w:r>
-      <w:r>
-        <w:t xml:space="preserve">케빈: 그건 몇 주가 걸려요. 돈도 들고요. 당분간 기존 밸리데이션을 쓰면 안 될까요?</w:t>
-      </w:r>
-    </w:p>
-    <w:p>
-      <w:pPr>
-        <w:numPr>
-          <w:ilvl w:val="0"/>
-          <w:numId w:val="1004"/>
-        </w:numPr>
+    </w:p>
+    <w:p>
+      <w:pPr>
+        <w:pStyle w:val="BodyText"/>
       </w:pPr>
       <w:r>
         <w:t xml:space="preserve">MARCUS: No. This is non-negotiable.</w:t>
       </w:r>
-      <w:r>
-        <w:t xml:space="preserve"> </w:t>
-      </w:r>
-      <w:r>
-        <w:t xml:space="preserve">마커스: 안 돼요. 이건 협상 불가예요.</w:t>
-      </w:r>
-    </w:p>
-    <w:p>
-      <w:pPr>
-        <w:numPr>
-          <w:ilvl w:val="0"/>
-          <w:numId w:val="1004"/>
-        </w:numPr>
+    </w:p>
+    <w:p>
+      <w:pPr>
+        <w:pStyle w:val="BodyText"/>
       </w:pPr>
       <w:r>
         <w:t xml:space="preserve">KEVIN: Marcus, be reasonable. The machine is the same.</w:t>
       </w:r>
-      <w:r>
-        <w:t xml:space="preserve"> </w:t>
-      </w:r>
-      <w:r>
-        <w:t xml:space="preserve">케빈: 마커스, 합리적으로 생각해요. 기계는 똑같잖아요.</w:t>
-      </w:r>
-    </w:p>
-    <w:p>
-      <w:pPr>
-        <w:numPr>
-          <w:ilvl w:val="0"/>
-          <w:numId w:val="1004"/>
-        </w:numPr>
+    </w:p>
+    <w:p>
+      <w:pPr>
+        <w:pStyle w:val="BodyText"/>
       </w:pPr>
       <w:r>
         <w:t xml:space="preserve">MARCUS: The machine is the same, Kevin. But the product is different, and the syringes are different. So the risk is different, and an old validation can’t tell us anything about a new risk.</w:t>
       </w:r>
-      <w:r>
-        <w:t xml:space="preserve"> </w:t>
-      </w:r>
-      <w:r>
-        <w:t xml:space="preserve">마커스: 기계는 같죠, 케빈. 하지만 제품이 다르고, 주사기도 달라요. 그러니까 위험도 다르고, 예전 밸리데이션은 새로운 위험에 대해 아무것도 말해 주지 못해요.</w:t>
-      </w:r>
-    </w:p>
-    <w:p>
-      <w:pPr>
-        <w:numPr>
-          <w:ilvl w:val="0"/>
-          <w:numId w:val="1004"/>
-        </w:numPr>
+    </w:p>
+    <w:p>
+      <w:pPr>
+        <w:pStyle w:val="BodyText"/>
       </w:pPr>
       <w:r>
         <w:t xml:space="preserve">PRIYA: If the heat is wrong, two things can happen. Both are bad.</w:t>
       </w:r>
-      <w:r>
-        <w:t xml:space="preserve"> </w:t>
-      </w:r>
-      <w:r>
-        <w:t xml:space="preserve">프리야: 열이 잘못되면 두 가지 일이 생길 수 있어요. 둘 다 나쁘죠.</w:t>
-      </w:r>
-    </w:p>
-    <w:p>
-      <w:pPr>
-        <w:numPr>
-          <w:ilvl w:val="0"/>
-          <w:numId w:val="1004"/>
-        </w:numPr>
+    </w:p>
+    <w:p>
+      <w:pPr>
+        <w:pStyle w:val="BodyText"/>
       </w:pPr>
       <w:r>
         <w:t xml:space="preserve">MARCUS: A weak gel that fails in patients. Or a non-sterile syringe. In someone’s face.</w:t>
       </w:r>
-      <w:r>
-        <w:t xml:space="preserve"> </w:t>
-      </w:r>
-      <w:r>
-        <w:t xml:space="preserve">마커스: 환자 몸에서 버티지 못하는 약한 젤. 아니면 무균이 아닌 주사기. 누군가의 얼굴에.</w:t>
-      </w:r>
-    </w:p>
-    <w:p>
-      <w:pPr>
-        <w:numPr>
-          <w:ilvl w:val="0"/>
-          <w:numId w:val="1004"/>
-        </w:numPr>
+    </w:p>
+    <w:p>
+      <w:pPr>
+        <w:pStyle w:val="BodyText"/>
       </w:pPr>
       <w:r>
         <w:t xml:space="preserve">SANDRA: He’s right, Kevin. I’d require it too. For any new product.</w:t>
       </w:r>
-      <w:r>
-        <w:t xml:space="preserve"> </w:t>
-      </w:r>
-      <w:r>
-        <w:t xml:space="preserve">산드라: 이분 말이 맞아요, 케빈. 저라도 요구할 거예요. 어떤 신제품이든요.</w:t>
-      </w:r>
-    </w:p>
-    <w:p>
-      <w:pPr>
-        <w:numPr>
-          <w:ilvl w:val="0"/>
-          <w:numId w:val="1004"/>
-        </w:numPr>
+    </w:p>
+    <w:p>
+      <w:pPr>
+        <w:pStyle w:val="BodyText"/>
       </w:pPr>
       <w:r>
         <w:t xml:space="preserve">KEVIN: Okay. Then who pays for it?</w:t>
       </w:r>
-      <w:r>
-        <w:t xml:space="preserve"> </w:t>
-      </w:r>
-      <w:r>
-        <w:t xml:space="preserve">케빈: 알겠어요. 그럼 비용은 누가 내요?</w:t>
-      </w:r>
-    </w:p>
-    <w:p>
-      <w:pPr>
-        <w:numPr>
-          <w:ilvl w:val="0"/>
-          <w:numId w:val="1004"/>
-        </w:numPr>
+    </w:p>
+    <w:p>
+      <w:pPr>
+        <w:pStyle w:val="BodyText"/>
       </w:pPr>
       <w:r>
         <w:t xml:space="preserve">MARCUS: Normally, it’s part of tech transfer. That’s what the two seventy is for. Moving our product into your process, including validation for our syringes, is exactly what we’re paying for.</w:t>
       </w:r>
-      <w:r>
-        <w:t xml:space="preserve"> </w:t>
-      </w:r>
-      <w:r>
-        <w:t xml:space="preserve">마커스: 보통은 기술 이전에 포함돼요. 27만 달러가 바로 그걸 위한 거고요. 우리 주사기에 대한 밸리데이션을 포함해서, 우리 제품을 그쪽 공정으로 옮기는 게 정확히 우리가 돈을 내는 이유예요.</w:t>
-      </w:r>
-    </w:p>
-    <w:p>
-      <w:pPr>
-        <w:numPr>
-          <w:ilvl w:val="0"/>
-          <w:numId w:val="1004"/>
-        </w:numPr>
+    </w:p>
+    <w:p>
+      <w:pPr>
+        <w:pStyle w:val="BodyText"/>
       </w:pPr>
       <w:r>
         <w:t xml:space="preserve">KEVIN: The two seventy assumed our standard validation.</w:t>
       </w:r>
-      <w:r>
-        <w:t xml:space="preserve"> </w:t>
-      </w:r>
-      <w:r>
-        <w:t xml:space="preserve">케빈: 27만 달러는 저희 표준 밸리데이션을 전제로 한 거예요.</w:t>
-      </w:r>
-    </w:p>
-    <w:p>
-      <w:pPr>
-        <w:numPr>
-          <w:ilvl w:val="0"/>
-          <w:numId w:val="1004"/>
-        </w:numPr>
+    </w:p>
+    <w:p>
+      <w:pPr>
+        <w:pStyle w:val="BodyText"/>
       </w:pPr>
       <w:r>
         <w:t xml:space="preserve">MARCUS: Then let’s split the difference. You do the study. We pay for the sensors.</w:t>
       </w:r>
-      <w:r>
-        <w:t xml:space="preserve"> </w:t>
-      </w:r>
-      <w:r>
-        <w:t xml:space="preserve">마커스: 그럼 차이를 나눠요. 시험은 그쪽이 하고, 센서 비용은 우리가 내고.</w:t>
-      </w:r>
-    </w:p>
-    <w:p>
-      <w:pPr>
-        <w:numPr>
-          <w:ilvl w:val="0"/>
-          <w:numId w:val="1004"/>
-        </w:numPr>
+    </w:p>
+    <w:p>
+      <w:pPr>
+        <w:pStyle w:val="BodyText"/>
       </w:pPr>
       <w:r>
         <w:t xml:space="preserve">KEVIN: Sensors are about fifteen thousand.</w:t>
       </w:r>
-      <w:r>
-        <w:t xml:space="preserve"> </w:t>
-      </w:r>
-      <w:r>
-        <w:t xml:space="preserve">케빈: 센서가 1만 5천 달러쯤이에요.</w:t>
-      </w:r>
-    </w:p>
-    <w:p>
-      <w:pPr>
-        <w:numPr>
-          <w:ilvl w:val="0"/>
-          <w:numId w:val="1004"/>
-        </w:numPr>
+    </w:p>
+    <w:p>
+      <w:pPr>
+        <w:pStyle w:val="BodyText"/>
       </w:pPr>
       <w:r>
         <w:t xml:space="preserve">MARCUS: Fifteen thousand. Agreed. In writing.</w:t>
       </w:r>
-      <w:r>
-        <w:t xml:space="preserve"> </w:t>
-      </w:r>
-      <w:r>
-        <w:t xml:space="preserve">마커스: 1만 5천. 동의해요. 서면으로.</w:t>
-      </w:r>
-    </w:p>
-    <w:p>
-      <w:pPr>
-        <w:numPr>
-          <w:ilvl w:val="0"/>
-          <w:numId w:val="1004"/>
-        </w:numPr>
+    </w:p>
+    <w:p>
+      <w:pPr>
+        <w:pStyle w:val="BodyText"/>
       </w:pPr>
       <w:r>
         <w:t xml:space="preserve">KEVIN: Agreed. You negotiate like my father.</w:t>
       </w:r>
-      <w:r>
-        <w:t xml:space="preserve"> </w:t>
-      </w:r>
-      <w:r>
-        <w:t xml:space="preserve">케빈: 동의해요. 우리 아버지처럼 협상하시네요.</w:t>
-      </w:r>
-    </w:p>
-    <w:p>
-      <w:pPr>
-        <w:numPr>
-          <w:ilvl w:val="0"/>
-          <w:numId w:val="1004"/>
-        </w:numPr>
+    </w:p>
+    <w:p>
+      <w:pPr>
+        <w:pStyle w:val="BodyText"/>
       </w:pPr>
       <w:r>
         <w:t xml:space="preserve">MARCUS: The Navy guy?</w:t>
       </w:r>
-      <w:r>
-        <w:t xml:space="preserve"> </w:t>
-      </w:r>
-      <w:r>
-        <w:t xml:space="preserve">마커스: 그 해군 출신?</w:t>
-      </w:r>
-    </w:p>
-    <w:p>
-      <w:pPr>
-        <w:numPr>
-          <w:ilvl w:val="0"/>
-          <w:numId w:val="1004"/>
-        </w:numPr>
+    </w:p>
+    <w:p>
+      <w:pPr>
+        <w:pStyle w:val="BodyText"/>
       </w:pPr>
       <w:r>
         <w:t xml:space="preserve">KEVIN: The Navy guy. He never paid full price for anything.</w:t>
       </w:r>
-      <w:r>
-        <w:t xml:space="preserve"> </w:t>
-      </w:r>
-      <w:r>
-        <w:t xml:space="preserve">케빈: 그 해군 출신이요. 뭐든 제값 주고 산 적이 없어요.</w:t>
-      </w:r>
-    </w:p>
-    <w:p>
-      <w:pPr>
-        <w:numPr>
-          <w:ilvl w:val="0"/>
-          <w:numId w:val="1004"/>
-        </w:numPr>
+    </w:p>
+    <w:p>
+      <w:pPr>
+        <w:pStyle w:val="BodyText"/>
       </w:pPr>
       <w:r>
         <w:t xml:space="preserve">SANDRA: Closing meeting in an hour. Let me write the CAPA deadline first.</w:t>
       </w:r>
-      <w:r>
-        <w:t xml:space="preserve"> </w:t>
-      </w:r>
-      <w:r>
-        <w:t xml:space="preserve">산드라: 마감 회의 한 시간 남았어요. CAPA 마감일부터 쓸게요.</w:t>
-      </w:r>
-    </w:p>
-    <w:p>
-      <w:pPr>
-        <w:numPr>
-          <w:ilvl w:val="0"/>
-          <w:numId w:val="1004"/>
-        </w:numPr>
+    </w:p>
+    <w:p>
+      <w:pPr>
+        <w:pStyle w:val="BodyText"/>
       </w:pPr>
       <w:r>
         <w:t xml:space="preserve">MARCUS: Take your time. I’ll prepare the summary.</w:t>
       </w:r>
-      <w:r>
-        <w:t xml:space="preserve"> </w:t>
-      </w:r>
-      <w:r>
-        <w:t xml:space="preserve">마커스: 천천히 하세요. 난 요약을 준비할게요.</w:t>
-      </w:r>
-    </w:p>
-    <w:p>
-      <w:pPr>
-        <w:numPr>
-          <w:ilvl w:val="0"/>
-          <w:numId w:val="1004"/>
-        </w:numPr>
+    </w:p>
+    <w:p>
+      <w:pPr>
+        <w:pStyle w:val="BodyText"/>
       </w:pPr>
       <w:r>
         <w:t xml:space="preserve">PRIYA: Marcus, that was impressive. You didn’t raise your voice once.</w:t>
-      </w:r>
-      <w:r>
-        <w:t xml:space="preserve"> </w:t>
-      </w:r>
-      <w:r>
-        <w:t xml:space="preserve">프리야: 마커스, 대단했어요. 한 번도 목소리를 높이지 않았어요.</w:t>
       </w:r>
     </w:p>
     <w:bookmarkEnd w:id="24"/>
@@ -2057,180 +1100,87 @@
     </w:p>
     <w:p>
       <w:pPr>
-        <w:numPr>
-          <w:ilvl w:val="0"/>
-          <w:numId w:val="1005"/>
-        </w:numPr>
+        <w:pStyle w:val="FirstParagraph"/>
       </w:pPr>
       <w:r>
         <w:t xml:space="preserve">MARCUS: Final summary. Three observations, all minor, and no critical findings. Every observation came with evidence, and we already discussed each one during the day. So nothing here should be a surprise.</w:t>
       </w:r>
-      <w:r>
-        <w:t xml:space="preserve"> </w:t>
-      </w:r>
-      <w:r>
-        <w:t xml:space="preserve">마커스: 최종 요약. 지적 사항 세 건, 전부 경미하고 중대한 발견은 없음. 모든 지적에는 증거가 있었고, 낮에 하나하나 이미 이야기했어요. 그러니까 여기서 놀랄 건 없을 거예요.</w:t>
-      </w:r>
-    </w:p>
-    <w:p>
-      <w:pPr>
-        <w:numPr>
-          <w:ilvl w:val="0"/>
-          <w:numId w:val="1005"/>
-        </w:numPr>
+    </w:p>
+    <w:p>
+      <w:pPr>
+        <w:pStyle w:val="BodyText"/>
       </w:pPr>
       <w:r>
         <w:t xml:space="preserve">PRIYA: One, trend environmental alerts. Two, a new CAPA deadline. Three, autoclave heat mapping.</w:t>
       </w:r>
-      <w:r>
-        <w:t xml:space="preserve"> </w:t>
-      </w:r>
-      <w:r>
-        <w:t xml:space="preserve">프리야: 하나, 환경 경고 추세 분석. 둘, 새 CAPA 마감일. 셋, 고압 멸균기 열 분포 시험.</w:t>
-      </w:r>
-    </w:p>
-    <w:p>
-      <w:pPr>
-        <w:numPr>
-          <w:ilvl w:val="0"/>
-          <w:numId w:val="1005"/>
-        </w:numPr>
+    </w:p>
+    <w:p>
+      <w:pPr>
+        <w:pStyle w:val="BodyText"/>
       </w:pPr>
       <w:r>
         <w:t xml:space="preserve">SANDRA: We accept all three. Corrective action plan within thirty days.</w:t>
       </w:r>
-      <w:r>
-        <w:t xml:space="preserve"> </w:t>
-      </w:r>
-      <w:r>
-        <w:t xml:space="preserve">산드라: 세 건 모두 받아들여요. 30일 안에 시정 조치 계획을 보낼게요.</w:t>
-      </w:r>
-    </w:p>
-    <w:p>
-      <w:pPr>
-        <w:numPr>
-          <w:ilvl w:val="0"/>
-          <w:numId w:val="1005"/>
-        </w:numPr>
+    </w:p>
+    <w:p>
+      <w:pPr>
+        <w:pStyle w:val="BodyText"/>
       </w:pPr>
       <w:r>
         <w:t xml:space="preserve">KEVIN: So… can we sign the contract?</w:t>
       </w:r>
-      <w:r>
-        <w:t xml:space="preserve"> </w:t>
-      </w:r>
-      <w:r>
-        <w:t xml:space="preserve">케빈: 그럼… 계약에 서명할 수 있나요?</w:t>
-      </w:r>
-    </w:p>
-    <w:p>
-      <w:pPr>
-        <w:numPr>
-          <w:ilvl w:val="0"/>
-          <w:numId w:val="1005"/>
-        </w:numPr>
+    </w:p>
+    <w:p>
+      <w:pPr>
+        <w:pStyle w:val="BodyText"/>
       </w:pPr>
       <w:r>
         <w:t xml:space="preserve">MARCUS: Once the seed money arrives. Two weeks. You passed, Kevin.</w:t>
       </w:r>
-      <w:r>
-        <w:t xml:space="preserve"> </w:t>
-      </w:r>
-      <w:r>
-        <w:t xml:space="preserve">마커스: 시드 투자금이 들어오면요. 2주 뒤에. 통과했어요, 케빈.</w:t>
-      </w:r>
-    </w:p>
-    <w:p>
-      <w:pPr>
-        <w:numPr>
-          <w:ilvl w:val="0"/>
-          <w:numId w:val="1005"/>
-        </w:numPr>
+    </w:p>
+    <w:p>
+      <w:pPr>
+        <w:pStyle w:val="BodyText"/>
       </w:pPr>
       <w:r>
         <w:t xml:space="preserve">KEVIN: Thank you. That was the best audit I’ve ever failed three times.</w:t>
       </w:r>
-      <w:r>
-        <w:t xml:space="preserve"> </w:t>
-      </w:r>
-      <w:r>
-        <w:t xml:space="preserve">케빈: 감사해요. 세 번이나 지적받은 감사 중 최고였어요.</w:t>
-      </w:r>
-    </w:p>
-    <w:p>
-      <w:pPr>
-        <w:numPr>
-          <w:ilvl w:val="0"/>
-          <w:numId w:val="1005"/>
-        </w:numPr>
+    </w:p>
+    <w:p>
+      <w:pPr>
+        <w:pStyle w:val="BodyText"/>
       </w:pPr>
       <w:r>
         <w:t xml:space="preserve">SANDRA: Marcus, can I walk you to your car? Off the record?</w:t>
       </w:r>
-      <w:r>
-        <w:t xml:space="preserve"> </w:t>
-      </w:r>
-      <w:r>
-        <w:t xml:space="preserve">산드라: 마커스, 차까지 같이 걸어가도 될까요? 비공식적으로?</w:t>
-      </w:r>
-    </w:p>
-    <w:p>
-      <w:pPr>
-        <w:numPr>
-          <w:ilvl w:val="0"/>
-          <w:numId w:val="1005"/>
-        </w:numPr>
+    </w:p>
+    <w:p>
+      <w:pPr>
+        <w:pStyle w:val="BodyText"/>
       </w:pPr>
       <w:r>
         <w:t xml:space="preserve">MARCUS: Of course.</w:t>
       </w:r>
-      <w:r>
-        <w:t xml:space="preserve"> </w:t>
-      </w:r>
-      <w:r>
-        <w:t xml:space="preserve">마커스: 물론이죠.</w:t>
-      </w:r>
-    </w:p>
-    <w:p>
-      <w:pPr>
-        <w:numPr>
-          <w:ilvl w:val="0"/>
-          <w:numId w:val="1005"/>
-        </w:numPr>
+    </w:p>
+    <w:p>
+      <w:pPr>
+        <w:pStyle w:val="BodyText"/>
       </w:pPr>
       <w:r>
         <w:t xml:space="preserve">SANDRA: Your old company. Corwin. They called us last week.</w:t>
       </w:r>
-      <w:r>
-        <w:t xml:space="preserve"> </w:t>
-      </w:r>
-      <w:r>
-        <w:t xml:space="preserve">산드라: 당신 예전 회사요. 코윈. 지난주에 저희한테 전화했어요.</w:t>
-      </w:r>
-    </w:p>
-    <w:p>
-      <w:pPr>
-        <w:numPr>
-          <w:ilvl w:val="0"/>
-          <w:numId w:val="1005"/>
-        </w:numPr>
+    </w:p>
+    <w:p>
+      <w:pPr>
+        <w:pStyle w:val="BodyText"/>
       </w:pPr>
       <w:r>
         <w:t xml:space="preserve">MARCUS: Corwin? Why would Corwin call a competitor?</w:t>
       </w:r>
-      <w:r>
-        <w:t xml:space="preserve"> </w:t>
-      </w:r>
-      <w:r>
-        <w:t xml:space="preserve">마커스: 코윈이요? 코윈이 왜 경쟁사에 전화를 해요?</w:t>
-      </w:r>
-    </w:p>
-    <w:p>
-      <w:pPr>
-        <w:numPr>
-          <w:ilvl w:val="0"/>
-          <w:numId w:val="1005"/>
-        </w:numPr>
+    </w:p>
+    <w:p>
+      <w:pPr>
+        <w:pStyle w:val="BodyText"/>
       </w:pPr>
       <w:r>
         <w:t xml:space="preserve">SANDRA: They need extra capacity, for a new project. They asked about our fill rooms and timelines. And they called it</w:t>
@@ -2253,94 +1203,37 @@
       <w:r>
         <w:t xml:space="preserve">I don’t think that’s a coincidence.</w:t>
       </w:r>
-      <w:r>
-        <w:t xml:space="preserve"> </w:t>
-      </w:r>
-      <w:r>
-        <w:t xml:space="preserve">산드라: 추가 생산 능력이 필요하대요. 새 프로젝트용으로요. 저희 충전실이랑 일정에 대해 물었어요. 그리고 그걸</w:t>
-      </w:r>
-      <w:r>
-        <w:t xml:space="preserve"> </w:t>
-      </w:r>
-      <w:r>
-        <w:t xml:space="preserve">“</w:t>
-      </w:r>
-      <w:r>
-        <w:t xml:space="preserve">되돌릴 수 있는 HA</w:t>
-      </w:r>
-      <w:r>
-        <w:t xml:space="preserve">”</w:t>
-      </w:r>
-      <w:r>
-        <w:t xml:space="preserve">라고 하더군요. 우연은 아닌 것 같아요.</w:t>
-      </w:r>
-    </w:p>
-    <w:p>
-      <w:pPr>
-        <w:numPr>
-          <w:ilvl w:val="0"/>
-          <w:numId w:val="1005"/>
-        </w:numPr>
+    </w:p>
+    <w:p>
+      <w:pPr>
+        <w:pStyle w:val="BodyText"/>
       </w:pPr>
       <w:r>
         <w:t xml:space="preserve">PRIYA: Reversible HA. At Corwin. Corwin makes everything for Halvern.</w:t>
       </w:r>
-      <w:r>
-        <w:t xml:space="preserve"> </w:t>
-      </w:r>
-      <w:r>
-        <w:t xml:space="preserve">프리야: 되돌릴 수 있는 HA. 코윈에서. 코윈은 할번 제품을 전부 만드는 곳이잖아요.</w:t>
-      </w:r>
-    </w:p>
-    <w:p>
-      <w:pPr>
-        <w:numPr>
-          <w:ilvl w:val="0"/>
-          <w:numId w:val="1005"/>
-        </w:numPr>
+    </w:p>
+    <w:p>
+      <w:pPr>
+        <w:pStyle w:val="BodyText"/>
       </w:pPr>
       <w:r>
         <w:t xml:space="preserve">SANDRA: I said no. I didn’t tell you this. But you should know.</w:t>
       </w:r>
-      <w:r>
-        <w:t xml:space="preserve"> </w:t>
-      </w:r>
-      <w:r>
-        <w:t xml:space="preserve">산드라: 거절했어요. 이건 제가 말 안 한 거예요. 하지만 아셔야 할 것 같아서요.</w:t>
-      </w:r>
-    </w:p>
-    <w:p>
-      <w:pPr>
-        <w:numPr>
-          <w:ilvl w:val="0"/>
-          <w:numId w:val="1005"/>
-        </w:numPr>
+    </w:p>
+    <w:p>
+      <w:pPr>
+        <w:pStyle w:val="BodyText"/>
       </w:pPr>
       <w:r>
         <w:t xml:space="preserve">NOAH: Marcus? How did the audit go?</w:t>
       </w:r>
-      <w:r>
-        <w:t xml:space="preserve"> </w:t>
-      </w:r>
-      <w:r>
-        <w:t xml:space="preserve">노아: 마커스? 감사 어땠어요?</w:t>
-      </w:r>
-    </w:p>
-    <w:p>
-      <w:pPr>
-        <w:numPr>
-          <w:ilvl w:val="0"/>
-          <w:numId w:val="1005"/>
-        </w:numPr>
+    </w:p>
+    <w:p>
+      <w:pPr>
+        <w:pStyle w:val="BodyText"/>
       </w:pPr>
       <w:r>
         <w:t xml:space="preserve">MARCUS: The audit went fine. Noah, Halvern is building our product.</w:t>
-      </w:r>
-      <w:r>
-        <w:t xml:space="preserve"> </w:t>
-      </w:r>
-      <w:r>
-        <w:t xml:space="preserve">마커스: 감사는 괜찮았어. 노아, 할번이 우리 제품을 만들고 있어.</w:t>
       </w:r>
     </w:p>
     <w:p>
@@ -2481,7 +1374,7 @@
               <w:jc w:val="left"/>
             </w:pPr>
             <w:r>
-              <w:t xml:space="preserve">10턴. 감사·보고에서 문제를 즉시 공유하겠다는 약속.</w:t>
+              <w:t xml:space="preserve">도입. 감사·보고에서 문제를 즉시 공유하겠다는 약속.</w:t>
             </w:r>
           </w:p>
         </w:tc>
@@ -2531,7 +1424,7 @@
               <w:jc w:val="left"/>
             </w:pPr>
             <w:r>
-              <w:t xml:space="preserve">23턴. Marcus의 원칙. 감사에서 객관적 증거를 요구하는 표현.</w:t>
+              <w:t xml:space="preserve">장면1. Marcus의 원칙. 감사에서 객관적 증거를 요구하는 표현.</w:t>
             </w:r>
           </w:p>
         </w:tc>
@@ -2581,7 +1474,7 @@
               <w:jc w:val="left"/>
             </w:pPr>
             <w:r>
-              <w:t xml:space="preserve">25턴. 개별 사건을 묶어 패턴을 보라는 말.</w:t>
+              <w:t xml:space="preserve">장면1. 개별 사건을 묶어 패턴을 보라는 말.</w:t>
             </w:r>
           </w:p>
         </w:tc>
@@ -2631,7 +1524,7 @@
               <w:jc w:val="left"/>
             </w:pPr>
             <w:r>
-              <w:t xml:space="preserve">29턴. 감사에서 발견한 문제. minor / major / critical로 구분한다.</w:t>
+              <w:t xml:space="preserve">장면1. 감사에서 발견한 문제. minor / major / critical로 구분한다.</w:t>
             </w:r>
           </w:p>
         </w:tc>
@@ -2681,7 +1574,7 @@
               <w:jc w:val="left"/>
             </w:pPr>
             <w:r>
-              <w:t xml:space="preserve">36턴. 품질 관리의 핵심 절차.</w:t>
+              <w:t xml:space="preserve">장면1. 품질 관리의 핵심 절차.</w:t>
             </w:r>
           </w:p>
         </w:tc>
@@ -2731,7 +1624,7 @@
               <w:jc w:val="left"/>
             </w:pPr>
             <w:r>
-              <w:t xml:space="preserve">51턴. 의료·제약 품질 관리의 대원칙.</w:t>
+              <w:t xml:space="preserve">장면2. 의료·제약 품질 관리의 대원칙.</w:t>
             </w:r>
           </w:p>
         </w:tc>
@@ -2781,7 +1674,7 @@
               <w:jc w:val="left"/>
             </w:pPr>
             <w:r>
-              <w:t xml:space="preserve">72턴. 근본 원인 해결을 강조할 때.</w:t>
+              <w:t xml:space="preserve">장면2. 근본 원인 해결을 강조할 때.</w:t>
             </w:r>
           </w:p>
         </w:tc>
@@ -2831,7 +1724,7 @@
               <w:jc w:val="left"/>
             </w:pPr>
             <w:r>
-              <w:t xml:space="preserve">88턴. 안전·품질 기준을 지킬 때.</w:t>
+              <w:t xml:space="preserve">절정·전환. 안전·품질 기준을 지킬 때.</w:t>
             </w:r>
           </w:p>
         </w:tc>
@@ -2881,7 +1774,7 @@
               <w:jc w:val="left"/>
             </w:pPr>
             <w:r>
-              <w:t xml:space="preserve">97턴. 비용·조건을 절반씩 부담하자고 할 때.</w:t>
+              <w:t xml:space="preserve">절정·전환. 비용·조건을 절반씩 부담하자고 할 때.</w:t>
             </w:r>
           </w:p>
         </w:tc>
@@ -2931,7 +1824,7 @@
               <w:jc w:val="left"/>
             </w:pPr>
             <w:r>
-              <w:t xml:space="preserve">66턴. 지적 사항 0건이 꼭 좋은 신호가 아니라는 감사 문화.</w:t>
+              <w:t xml:space="preserve">장면2. 지적 사항 0건이 꼭 좋은 신호가 아니라는 감사 문화.</w:t>
             </w:r>
           </w:p>
         </w:tc>
@@ -3229,7 +2122,7 @@
           <w:bCs/>
           <w:b/>
         </w:rPr>
-        <w:t xml:space="preserve">45턴 MARCUS:</w:t>
+        <w:t xml:space="preserve">MARCUS (장면1):</w:t>
       </w:r>
       <w:r>
         <w:t xml:space="preserve"> </w:t>
@@ -3542,9 +2435,1087 @@
         <w:t xml:space="preserve">납기 지연을 외부 탓으로 돌리는 협력업체 담당자에게 같은 구조로 25~30단어로 지적해 보기.</w:t>
       </w:r>
     </w:p>
+    <w:p>
+      <w:r>
+        <w:pict>
+          <v:rect style="width:0;height:1.5pt" o:hralign="center" o:hrstd="t" o:hr="t"/>
+        </w:pict>
+      </w:r>
+    </w:p>
     <w:bookmarkEnd w:id="30"/>
     <w:bookmarkEnd w:id="31"/>
+    <w:bookmarkStart w:id="37" w:name="한국어-번역"/>
+    <w:p>
+      <w:pPr>
+        <w:pStyle w:val="Heading2"/>
+      </w:pPr>
+      <w:r>
+        <w:t xml:space="preserve">한국어 번역</w:t>
+      </w:r>
+    </w:p>
+    <w:bookmarkStart w:id="32" w:name="도입-meridian-회의실-오전-8시-1"/>
+    <w:p>
+      <w:pPr>
+        <w:pStyle w:val="Heading3"/>
+      </w:pPr>
+      <w:r>
+        <w:t xml:space="preserve">도입 — Meridian 회의실, 오전 8시</w:t>
+      </w:r>
+    </w:p>
+    <w:p>
+      <w:pPr>
+        <w:pStyle w:val="FirstParagraph"/>
+      </w:pPr>
+      <w:r>
+        <w:t xml:space="preserve">케빈: 다시 오신 걸 환영해요! 커피랑 베이글이요. 뉴저지 최고급이에요.</w:t>
+      </w:r>
+    </w:p>
+    <w:p>
+      <w:pPr>
+        <w:pStyle w:val="BodyText"/>
+      </w:pPr>
+      <w:r>
+        <w:t xml:space="preserve">마커스: 고마워요, 케빈. 먹기 전에 감사 일정부터요.</w:t>
+      </w:r>
+    </w:p>
+    <w:p>
+      <w:pPr>
+        <w:pStyle w:val="BodyText"/>
+      </w:pPr>
+      <w:r>
+        <w:t xml:space="preserve">케빈: 바로 본론이네요. 산드라가 경고했어요.</w:t>
+      </w:r>
+    </w:p>
+    <w:p>
+      <w:pPr>
+        <w:pStyle w:val="BodyText"/>
+      </w:pPr>
+      <w:r>
+        <w:t xml:space="preserve">산드라: 꼼꼼할 거라고 했어요. 칭찬이에요.</w:t>
+      </w:r>
+    </w:p>
+    <w:p>
+      <w:pPr>
+        <w:pStyle w:val="BodyText"/>
+      </w:pPr>
+      <w:r>
+        <w:t xml:space="preserve">프리야: 레오는 어디… 아, 맞다. 육아휴직. 자꾸 잊어버려요.</w:t>
+      </w:r>
+    </w:p>
+    <w:p>
+      <w:pPr>
+        <w:pStyle w:val="BodyText"/>
+      </w:pPr>
+      <w:r>
+        <w:t xml:space="preserve">케빈: 축하한다고 전해 주세요. 아들이에요, 딸이에요?</w:t>
+      </w:r>
+    </w:p>
+    <w:p>
+      <w:pPr>
+        <w:pStyle w:val="BodyText"/>
+      </w:pPr>
+      <w:r>
+        <w:t xml:space="preserve">프리야: 딸이요. 미아. 한 시간마다 사진을 보내요.</w:t>
+      </w:r>
+    </w:p>
+    <w:p>
+      <w:pPr>
+        <w:pStyle w:val="BodyText"/>
+      </w:pPr>
+      <w:r>
+        <w:t xml:space="preserve">마커스: 일정. 오전엔 품질 시스템과 기록. 오후엔 클린룸과 고압 멸균기.</w:t>
+      </w:r>
+    </w:p>
+    <w:p>
+      <w:pPr>
+        <w:pStyle w:val="BodyText"/>
+      </w:pPr>
+      <w:r>
+        <w:t xml:space="preserve">산드라: 그리고 5시에 마감 회의. 찾으신 걸 말씀해 주시는 거죠.</w:t>
+      </w:r>
+    </w:p>
+    <w:p>
+      <w:pPr>
+        <w:pStyle w:val="BodyText"/>
+      </w:pPr>
+      <w:r>
+        <w:t xml:space="preserve">마커스: 맞아요. 5시에 놀랄 일은 없어요. 낮에 뭔가 찾으면 바로 말씀드릴게요. 그래야 증거를 보여 주거나 설명할 시간이 있으니까요. 그게 양쪽 모두에게 공정해요.</w:t>
+      </w:r>
+    </w:p>
+    <w:p>
+      <w:pPr>
+        <w:pStyle w:val="BodyText"/>
+      </w:pPr>
+      <w:r>
+        <w:t xml:space="preserve">케빈: 고마워요. 어떤 감사관들은 전부 마지막까지 아껴 두거든요.</w:t>
+      </w:r>
+    </w:p>
+    <w:p>
+      <w:pPr>
+        <w:pStyle w:val="BodyText"/>
+      </w:pPr>
+      <w:r>
+        <w:t xml:space="preserve">마커스: 그건 게임이에요. 난 품질 갖고 게임 안 해요.</w:t>
+      </w:r>
+    </w:p>
+    <w:p>
+      <w:pPr>
+        <w:pStyle w:val="BodyText"/>
+      </w:pPr>
+      <w:r>
+        <w:t xml:space="preserve">프리야: 오늘 제 역할은요?</w:t>
+      </w:r>
+    </w:p>
+    <w:p>
+      <w:pPr>
+        <w:pStyle w:val="BodyText"/>
+      </w:pPr>
+      <w:r>
+        <w:t xml:space="preserve">마커스: 기술 질문. 특히 멸균. 그건 내 분야가 아니라 네 분야니까. 이상하게 들리는 건 뭐든 물어봐. 바보 같은 질문처럼 느껴져도 그냥 물어봐.</w:t>
+      </w:r>
+    </w:p>
+    <w:p>
+      <w:pPr>
+        <w:pStyle w:val="BodyText"/>
+      </w:pPr>
+      <w:r>
+        <w:t xml:space="preserve">산드라: 시작하죠. 기록 보관실은 이쪽이에요.</w:t>
+      </w:r>
+    </w:p>
     <w:bookmarkEnd w:id="32"/>
+    <w:bookmarkStart w:id="33" w:name="장면1-기록-감사-1"/>
+    <w:p>
+      <w:pPr>
+        <w:pStyle w:val="Heading3"/>
+      </w:pPr>
+      <w:r>
+        <w:t xml:space="preserve">장면1 — 기록 감사</w:t>
+      </w:r>
+    </w:p>
+    <w:p>
+      <w:pPr>
+        <w:pStyle w:val="FirstParagraph"/>
+      </w:pPr>
+      <w:r>
+        <w:t xml:space="preserve">마커스: 먼저 품질 매뉴얼이요. 최신 버전으로 부탁해요.</w:t>
+      </w:r>
+    </w:p>
+    <w:p>
+      <w:pPr>
+        <w:pStyle w:val="BodyText"/>
+      </w:pPr>
+      <w:r>
+        <w:t xml:space="preserve">산드라: 12판이에요. 1월에 개정했어요.</w:t>
+      </w:r>
+    </w:p>
+    <w:p>
+      <w:pPr>
+        <w:pStyle w:val="BodyText"/>
+      </w:pPr>
+      <w:r>
+        <w:t xml:space="preserve">마커스: 좋아요. 이제 환경 모니터링이요. 최근 6개월.</w:t>
+      </w:r>
+    </w:p>
+    <w:p>
+      <w:pPr>
+        <w:pStyle w:val="BodyText"/>
+      </w:pPr>
+      <w:r>
+        <w:t xml:space="preserve">프리야: 환경 모니터링. 공기랑 표면의 세균을 확인하는 거죠?</w:t>
+      </w:r>
+    </w:p>
+    <w:p>
+      <w:pPr>
+        <w:pStyle w:val="BodyText"/>
+      </w:pPr>
+      <w:r>
+        <w:t xml:space="preserve">산드라: 맞아요. 매일, 모든 클린룸에서요.</w:t>
+      </w:r>
+    </w:p>
+    <w:p>
+      <w:pPr>
+        <w:pStyle w:val="BodyText"/>
+      </w:pPr>
+      <w:r>
+        <w:t xml:space="preserve">마커스: 2월에 경고 기준을 넘은 결과가 세 건 보이네요.</w:t>
+      </w:r>
+    </w:p>
+    <w:p>
+      <w:pPr>
+        <w:pStyle w:val="BodyText"/>
+      </w:pPr>
+      <w:r>
+        <w:t xml:space="preserve">산드라: 네. 세 건 모두 조사했어요. 제품 영향은 없었고요.</w:t>
+      </w:r>
+    </w:p>
+    <w:p>
+      <w:pPr>
+        <w:pStyle w:val="BodyText"/>
+      </w:pPr>
+      <w:r>
+        <w:t xml:space="preserve">마커스: 기록을 보여 주세요. 조사 기록이요.</w:t>
+      </w:r>
+    </w:p>
+    <w:p>
+      <w:pPr>
+        <w:pStyle w:val="BodyText"/>
+      </w:pPr>
+      <w:r>
+        <w:t xml:space="preserve">산드라: 여기요. 건마다 보고서가 있어요. 서명했고, 종결됐어요.</w:t>
+      </w:r>
+    </w:p>
+    <w:p>
+      <w:pPr>
+        <w:pStyle w:val="BodyText"/>
+      </w:pPr>
+      <w:r>
+        <w:t xml:space="preserve">마커스: 좋아요. 그런데 세 건을 같이 본 사람이 있어요? 추세로요?</w:t>
+      </w:r>
+    </w:p>
+    <w:p>
+      <w:pPr>
+        <w:pStyle w:val="BodyText"/>
+      </w:pPr>
+      <w:r>
+        <w:t xml:space="preserve">산드라: 같이요? 각각 따로 조사했어요.</w:t>
+      </w:r>
+    </w:p>
+    <w:p>
+      <w:pPr>
+        <w:pStyle w:val="BodyText"/>
+      </w:pPr>
+      <w:r>
+        <w:t xml:space="preserve">마커스: 한 달에 경고 세 건, 같은 방에서요. 따로 보면 하나하나는 작아 보여요. 하지만 같이 보면 패턴일 수 있고, 패턴은 보통 그 방에서 뭔가가 변하고 있다는 뜻이에요.</w:t>
+      </w:r>
+    </w:p>
+    <w:p>
+      <w:pPr>
+        <w:pStyle w:val="BodyText"/>
+      </w:pPr>
+      <w:r>
+        <w:t xml:space="preserve">산드라: 그건… 일리가 있네요. 추세 분석을 안 했어요.</w:t>
+      </w:r>
+    </w:p>
+    <w:p>
+      <w:pPr>
+        <w:pStyle w:val="BodyText"/>
+      </w:pPr>
+      <w:r>
+        <w:t xml:space="preserve">마커스: 그게 지적 사항 1번이에요. 경미하지만 실제 문제예요.</w:t>
+      </w:r>
+    </w:p>
+    <w:p>
+      <w:pPr>
+        <w:pStyle w:val="BodyText"/>
+      </w:pPr>
+      <w:r>
+        <w:t xml:space="preserve">케빈: 경미. 좋아요. 나쁘지 않네요.</w:t>
+      </w:r>
+    </w:p>
+    <w:p>
+      <w:pPr>
+        <w:pStyle w:val="BodyText"/>
+      </w:pPr>
+      <w:r>
+        <w:t xml:space="preserve">마커스: 오늘은 경미하죠. 무시된 패턴은 내일 중대한 문제가 돼요.</w:t>
+      </w:r>
+    </w:p>
+    <w:p>
+      <w:pPr>
+        <w:pStyle w:val="BodyText"/>
+      </w:pPr>
+      <w:r>
+        <w:t xml:space="preserve">프리야: 어느 방이었는지 물어봐도 될까요?</w:t>
+      </w:r>
+    </w:p>
+    <w:p>
+      <w:pPr>
+        <w:pStyle w:val="BodyText"/>
+      </w:pPr>
+      <w:r>
+        <w:t xml:space="preserve">산드라: 충전실 B요. Veyra 제품에 쓸 방이에요.</w:t>
+      </w:r>
+    </w:p>
+    <w:p>
+      <w:pPr>
+        <w:pStyle w:val="BodyText"/>
+      </w:pPr>
+      <w:r>
+        <w:t xml:space="preserve">프리야: 그럼 저희한텐 아주 중요하네요.</w:t>
+      </w:r>
+    </w:p>
+    <w:p>
+      <w:pPr>
+        <w:pStyle w:val="BodyText"/>
+      </w:pPr>
+      <w:r>
+        <w:t xml:space="preserve">마커스: 다음. 시정 조치 목록이요. 진행 중인 것과 종결된 것.</w:t>
+      </w:r>
+    </w:p>
+    <w:p>
+      <w:pPr>
+        <w:pStyle w:val="BodyText"/>
+      </w:pPr>
+      <w:r>
+        <w:t xml:space="preserve">산드라: CAPA요. 시정 및 예방 조치. 여기 기록이에요.</w:t>
+      </w:r>
+    </w:p>
+    <w:p>
+      <w:pPr>
+        <w:pStyle w:val="BodyText"/>
+      </w:pPr>
+      <w:r>
+        <w:t xml:space="preserve">마커스: 총 42건. 41건 종결. 1건 진행 중. 3월 마감.</w:t>
+      </w:r>
+    </w:p>
+    <w:p>
+      <w:pPr>
+        <w:pStyle w:val="BodyText"/>
+      </w:pPr>
+      <w:r>
+        <w:t xml:space="preserve">산드라: 기한이 지났죠. 알아요.</w:t>
+      </w:r>
+    </w:p>
+    <w:p>
+      <w:pPr>
+        <w:pStyle w:val="BodyText"/>
+      </w:pPr>
+      <w:r>
+        <w:t xml:space="preserve">마커스: 이유가 뭐예요?</w:t>
+      </w:r>
+    </w:p>
+    <w:p>
+      <w:pPr>
+        <w:pStyle w:val="BodyText"/>
+      </w:pPr>
+      <w:r>
+        <w:t xml:space="preserve">산드라: 새 필터 공급업체요. 부품이 두 번이나 늦게 도착했는데, 새 필터를 설치하고 시험하기 전에는 조치를 종결할 수 없어요. 그래서 그쪽만 기다리며 묶여 있었어요.</w:t>
+      </w:r>
+    </w:p>
+    <w:p>
+      <w:pPr>
+        <w:pStyle w:val="BodyText"/>
+      </w:pPr>
+      <w:r>
+        <w:t xml:space="preserve">마커스: 새 마감일이 있어요? 서면으로요?</w:t>
+      </w:r>
+    </w:p>
+    <w:p>
+      <w:pPr>
+        <w:pStyle w:val="BodyText"/>
+      </w:pPr>
+      <w:r>
+        <w:t xml:space="preserve">산드라: 아직이요. 그쪽이 못 지킬 날짜를 약속하고 싶지 않았어요.</w:t>
+      </w:r>
+    </w:p>
+    <w:p>
+      <w:pPr>
+        <w:pStyle w:val="BodyText"/>
+      </w:pPr>
+      <w:r>
+        <w:t xml:space="preserve">마커스: 그럼 그게 지적 사항 2번이에요. 새 계획 없이 기한이 지난 CAPA.</w:t>
+      </w:r>
+    </w:p>
+    <w:p>
+      <w:pPr>
+        <w:pStyle w:val="BodyText"/>
+      </w:pPr>
+      <w:r>
+        <w:t xml:space="preserve">케빈: 마커스, 그건 공급업체 잘못이에요. 저희가 아니라.</w:t>
+      </w:r>
+    </w:p>
+    <w:p>
+      <w:pPr>
+        <w:pStyle w:val="BodyText"/>
+      </w:pPr>
+      <w:r>
+        <w:t xml:space="preserve">마커스: 공급업체가 늦은 건 맞아요. 하지만 계획이 없는 건 그쪽 책임이에요. 공급업체는 언제든 가끔 늦어요. FDA가 보고 싶어 하는 건 그걸 어떻게 관리하느냐예요.</w:t>
+      </w:r>
+    </w:p>
+    <w:p>
+      <w:pPr>
+        <w:pStyle w:val="BodyText"/>
+      </w:pPr>
+      <w:r>
+        <w:t xml:space="preserve">산드라: 이분 말이 맞아요, 케빈. 오늘 새 마감일을 쓸게요.</w:t>
+      </w:r>
+    </w:p>
+    <w:p>
+      <w:pPr>
+        <w:pStyle w:val="BodyText"/>
+      </w:pPr>
+      <w:r>
+        <w:t xml:space="preserve">마커스: 고마워요. 오전 마지막. 충전실 작업자 교육 기록이요.</w:t>
+      </w:r>
+    </w:p>
+    <w:p>
+      <w:pPr>
+        <w:pStyle w:val="BodyText"/>
+      </w:pPr>
+      <w:r>
+        <w:t xml:space="preserve">산드라: 여기요. 작업자 열두 명이요.</w:t>
+      </w:r>
+    </w:p>
+    <w:p>
+      <w:pPr>
+        <w:pStyle w:val="BodyText"/>
+      </w:pPr>
+      <w:r>
+        <w:t xml:space="preserve">마커스: 열한 명은 완전해요. 이 사람, 대니얼 오티즈는 가운 착용 교육 기록이 없어요.</w:t>
+      </w:r>
+    </w:p>
+    <w:p>
+      <w:pPr>
+        <w:pStyle w:val="BodyText"/>
+      </w:pPr>
+      <w:r>
+        <w:t xml:space="preserve">산드라: 대니요? 3년째 일하고 있어요. 교육받았어요. 제가 봤어요.</w:t>
+      </w:r>
+    </w:p>
+    <w:bookmarkEnd w:id="33"/>
+    <w:bookmarkStart w:id="34" w:name="장면2-기록이-없으면-하지-않은-것-1"/>
+    <w:p>
+      <w:pPr>
+        <w:pStyle w:val="Heading3"/>
+      </w:pPr>
+      <w:r>
+        <w:t xml:space="preserve">장면2 —</w:t>
+      </w:r>
+      <w:r>
+        <w:t xml:space="preserve"> </w:t>
+      </w:r>
+      <w:r>
+        <w:t xml:space="preserve">“</w:t>
+      </w:r>
+      <w:r>
+        <w:t xml:space="preserve">기록이 없으면 하지 않은 것</w:t>
+      </w:r>
+      <w:r>
+        <w:t xml:space="preserve">”</w:t>
+      </w:r>
+    </w:p>
+    <w:p>
+      <w:pPr>
+        <w:pStyle w:val="FirstParagraph"/>
+      </w:pPr>
+      <w:r>
+        <w:t xml:space="preserve">마커스: 믿어요. 하지만 문서로 남아 있지 않으면 일어나지 않은 거예요.</w:t>
+      </w:r>
+    </w:p>
+    <w:p>
+      <w:pPr>
+        <w:pStyle w:val="BodyText"/>
+      </w:pPr>
+      <w:r>
+        <w:t xml:space="preserve">프리야: RFQ 때 하셨던 말이네요.</w:t>
+      </w:r>
+      <w:r>
+        <w:t xml:space="preserve"> </w:t>
+      </w:r>
+      <w:r>
+        <w:t xml:space="preserve">“</w:t>
+      </w:r>
+      <w:r>
+        <w:t xml:space="preserve">적혀 있지 않으면…</w:t>
+      </w:r>
+      <w:r>
+        <w:t xml:space="preserve">”</w:t>
+      </w:r>
+    </w:p>
+    <w:p>
+      <w:pPr>
+        <w:pStyle w:val="BodyText"/>
+      </w:pPr>
+      <w:r>
+        <w:t xml:space="preserve">마커스: 같은 원칙이야. FDA도 똑같이 생각해. 정확히 똑같이.</w:t>
+      </w:r>
+    </w:p>
+    <w:p>
+      <w:pPr>
+        <w:pStyle w:val="BodyText"/>
+      </w:pPr>
+      <w:r>
+        <w:t xml:space="preserve">산드라: 기록을 찾아볼게요. 예전 시스템에 있을 수도 있어요.</w:t>
+      </w:r>
+    </w:p>
+    <w:p>
+      <w:pPr>
+        <w:pStyle w:val="BodyText"/>
+      </w:pPr>
+      <w:r>
+        <w:t xml:space="preserve">마커스: 5시까지 찾으시면 지적 사항에서 빼 드릴게요.</w:t>
+      </w:r>
+    </w:p>
+    <w:p>
+      <w:pPr>
+        <w:pStyle w:val="BodyText"/>
+      </w:pPr>
+      <w:r>
+        <w:t xml:space="preserve">산드라: 공정하네요. 라지, 예전 교육 데이터베이스 좀 찾아봐 줄래요?</w:t>
+      </w:r>
+    </w:p>
+    <w:p>
+      <w:pPr>
+        <w:pStyle w:val="BodyText"/>
+      </w:pPr>
+      <w:r>
+        <w:t xml:space="preserve">라지: 찾아볼게요. 두 시간만 주세요.</w:t>
+      </w:r>
+    </w:p>
+    <w:p>
+      <w:pPr>
+        <w:pStyle w:val="BodyText"/>
+      </w:pPr>
+      <w:r>
+        <w:t xml:space="preserve">케빈: 한마디 해도 될까요? 비공식적으로?</w:t>
+      </w:r>
+    </w:p>
+    <w:p>
+      <w:pPr>
+        <w:pStyle w:val="BodyText"/>
+      </w:pPr>
+      <w:r>
+        <w:t xml:space="preserve">마커스: 하세요.</w:t>
+      </w:r>
+    </w:p>
+    <w:p>
+      <w:pPr>
+        <w:pStyle w:val="BodyText"/>
+      </w:pPr>
+      <w:r>
+        <w:t xml:space="preserve">케빈: 점심 전에 지적 사항이 세 건이에요. 제 상사가 이 보고서를 읽을 거예요.</w:t>
+      </w:r>
+    </w:p>
+    <w:p>
+      <w:pPr>
+        <w:pStyle w:val="BodyText"/>
+      </w:pPr>
+      <w:r>
+        <w:t xml:space="preserve">마커스: 케빈, 경미한 지적 세 건이면 좋은 감사예요. 진심으로요.</w:t>
+      </w:r>
+    </w:p>
+    <w:p>
+      <w:pPr>
+        <w:pStyle w:val="BodyText"/>
+      </w:pPr>
+      <w:r>
+        <w:t xml:space="preserve">케빈: 그래요?</w:t>
+      </w:r>
+    </w:p>
+    <w:p>
+      <w:pPr>
+        <w:pStyle w:val="BodyText"/>
+      </w:pPr>
+      <w:r>
+        <w:t xml:space="preserve">마커스: 지적 사항 0건은 둘 중 하나예요. 감사관이 제대로 안 봤거나, 현장이 뭔가를 숨기고 있거나. 진짜 공장엔 어딘가에 늘 작은 문제가 있어요.</w:t>
+      </w:r>
+    </w:p>
+    <w:p>
+      <w:pPr>
+        <w:pStyle w:val="BodyText"/>
+      </w:pPr>
+      <w:r>
+        <w:t xml:space="preserve">산드라: 제가 늘 그렇게 말하거든요.</w:t>
+      </w:r>
+    </w:p>
+    <w:p>
+      <w:pPr>
+        <w:pStyle w:val="BodyText"/>
+      </w:pPr>
+      <w:r>
+        <w:t xml:space="preserve">프리야: 그러니까 작은 문제 몇 개는 정직하다는 신호네요?</w:t>
+      </w:r>
+    </w:p>
+    <w:p>
+      <w:pPr>
+        <w:pStyle w:val="BodyText"/>
+      </w:pPr>
+      <w:r>
+        <w:t xml:space="preserve">마커스: 정직함과 진짜 시스템의 신호지. 완벽한 서류가 오히려 날 불안하게 해.</w:t>
+      </w:r>
+    </w:p>
+    <w:p>
+      <w:pPr>
+        <w:pStyle w:val="BodyText"/>
+      </w:pPr>
+      <w:r>
+        <w:t xml:space="preserve">케빈: 좋아요. 기분이 나아졌어요. 점심 먹죠.</w:t>
+      </w:r>
+    </w:p>
+    <w:p>
+      <w:pPr>
+        <w:pStyle w:val="BodyText"/>
+      </w:pPr>
+      <w:r>
+        <w:t xml:space="preserve">라지: 점심 전에요, 산드라. 대니 기록 찾았어요. 예전 시스템에요. 2년 전 서명.</w:t>
+      </w:r>
+    </w:p>
+    <w:p>
+      <w:pPr>
+        <w:pStyle w:val="BodyText"/>
+      </w:pPr>
+      <w:r>
+        <w:t xml:space="preserve">산드라: 고마워요, 라지. 마커스?</w:t>
+      </w:r>
+    </w:p>
+    <w:p>
+      <w:pPr>
+        <w:pStyle w:val="BodyText"/>
+      </w:pPr>
+      <w:r>
+        <w:t xml:space="preserve">마커스: 지적 사항 삭제할게요. 하지만 새 시스템으로 옮겨 주세요.</w:t>
+      </w:r>
+    </w:p>
+    <w:p>
+      <w:pPr>
+        <w:pStyle w:val="BodyText"/>
+      </w:pPr>
+      <w:r>
+        <w:t xml:space="preserve">산드라: 오늘 할게요. 나머지 열한 명도 확인할게요.</w:t>
+      </w:r>
+    </w:p>
+    <w:p>
+      <w:pPr>
+        <w:pStyle w:val="BodyText"/>
+      </w:pPr>
+      <w:r>
+        <w:t xml:space="preserve">마커스: 그게 맞는 감각이에요. 기록 하나만이 아니라 시스템을 고치는 것. 대니 기록이 예전 시스템에 있었다면 다른 것들도 아마 그럴 거고, FDA 조사관은 그걸 찾아낼 거예요.</w:t>
+      </w:r>
+    </w:p>
+    <w:p>
+      <w:pPr>
+        <w:pStyle w:val="BodyText"/>
+      </w:pPr>
+      <w:r>
+        <w:t xml:space="preserve">프리야: 점심 후엔 고압 멸균기요?</w:t>
+      </w:r>
+    </w:p>
+    <w:p>
+      <w:pPr>
+        <w:pStyle w:val="BodyText"/>
+      </w:pPr>
+      <w:r>
+        <w:t xml:space="preserve">마커스: 점심 후엔 고압 멸균기. 내가 제일 걱정하는 부분이야.</w:t>
+      </w:r>
+    </w:p>
+    <w:p>
+      <w:pPr>
+        <w:pStyle w:val="BodyText"/>
+      </w:pPr>
+      <w:r>
+        <w:t xml:space="preserve">케빈: 왜요? 매년 밸리데이션을 해요.</w:t>
+      </w:r>
+    </w:p>
+    <w:p>
+      <w:pPr>
+        <w:pStyle w:val="BodyText"/>
+      </w:pPr>
+      <w:r>
+        <w:t xml:space="preserve">마커스: 무엇을 위한 밸리데이션이죠? 누구 제품용이요?</w:t>
+      </w:r>
+    </w:p>
+    <w:p>
+      <w:pPr>
+        <w:pStyle w:val="BodyText"/>
+      </w:pPr>
+      <w:r>
+        <w:t xml:space="preserve">라지: 현재 제품들용이요. 주로 관절 젤이요.</w:t>
+      </w:r>
+    </w:p>
+    <w:p>
+      <w:pPr>
+        <w:pStyle w:val="BodyText"/>
+      </w:pPr>
+      <w:r>
+        <w:t xml:space="preserve">프리야: 관절 젤은 주사기가 달라요. 크기도, 적재 방식도 다르고요.</w:t>
+      </w:r>
+    </w:p>
+    <w:p>
+      <w:pPr>
+        <w:pStyle w:val="BodyText"/>
+      </w:pPr>
+      <w:r>
+        <w:t xml:space="preserve">라지: 맞아요. 그쪽 주사기는 더 작죠. 1밀리리터.</w:t>
+      </w:r>
+    </w:p>
+    <w:p>
+      <w:pPr>
+        <w:pStyle w:val="BodyText"/>
+      </w:pPr>
+      <w:r>
+        <w:t xml:space="preserve">마커스: 그럼 열이 다르게 전달돼. 새 밸리데이션이 필요해.</w:t>
+      </w:r>
+    </w:p>
+    <w:bookmarkEnd w:id="34"/>
+    <w:bookmarkStart w:id="35" w:name="절정전환-고압-멸균기와-협상-불가-1"/>
+    <w:p>
+      <w:pPr>
+        <w:pStyle w:val="Heading3"/>
+      </w:pPr>
+      <w:r>
+        <w:t xml:space="preserve">절정·전환 — 고압 멸균기와</w:t>
+      </w:r>
+      <w:r>
+        <w:t xml:space="preserve"> </w:t>
+      </w:r>
+      <w:r>
+        <w:t xml:space="preserve">“</w:t>
+      </w:r>
+      <w:r>
+        <w:t xml:space="preserve">협상 불가</w:t>
+      </w:r>
+      <w:r>
+        <w:t xml:space="preserve">”</w:t>
+      </w:r>
+    </w:p>
+    <w:p>
+      <w:pPr>
+        <w:pStyle w:val="FirstParagraph"/>
+      </w:pPr>
+      <w:r>
+        <w:t xml:space="preserve">라지: 이게 고압 멸균기예요. 저희 제일 큰 거죠. 작년 10월에 밸리데이션했어요.</w:t>
+      </w:r>
+    </w:p>
+    <w:p>
+      <w:pPr>
+        <w:pStyle w:val="BodyText"/>
+      </w:pPr>
+      <w:r>
+        <w:t xml:space="preserve">프리야: 어떻게 적재해요? 패턴을 보여 주세요.</w:t>
+      </w:r>
+    </w:p>
+    <w:p>
+      <w:pPr>
+        <w:pStyle w:val="BodyText"/>
+      </w:pPr>
+      <w:r>
+        <w:t xml:space="preserve">라지: 관절 젤 주사기 트레이요. 40개. 촘촘하게 넣어요.</w:t>
+      </w:r>
+    </w:p>
+    <w:p>
+      <w:pPr>
+        <w:pStyle w:val="BodyText"/>
+      </w:pPr>
+      <w:r>
+        <w:t xml:space="preserve">프리야: 저희 젤은 열에 민감해요. 너무 뜨거우면 구조가 무너져 약해지고, 열이 부족하면 무균이 안 돼요. 그래서 허용 범위가 좁고, 적재 패턴이 중요해요.</w:t>
+      </w:r>
+    </w:p>
+    <w:p>
+      <w:pPr>
+        <w:pStyle w:val="BodyText"/>
+      </w:pPr>
+      <w:r>
+        <w:t xml:space="preserve">마커스: 그러니까 우리 적재 상태에서 가장 차가운 곳과 가장 뜨거운 곳을 알아야 해.</w:t>
+      </w:r>
+    </w:p>
+    <w:p>
+      <w:pPr>
+        <w:pStyle w:val="BodyText"/>
+      </w:pPr>
+      <w:r>
+        <w:t xml:space="preserve">라지: 그게 열 분포 시험이에요. 적재물 안에 센서를 넣어서요.</w:t>
+      </w:r>
+    </w:p>
+    <w:p>
+      <w:pPr>
+        <w:pStyle w:val="BodyText"/>
+      </w:pPr>
+      <w:r>
+        <w:t xml:space="preserve">케빈: 그건 몇 주가 걸려요. 돈도 들고요. 당분간 기존 밸리데이션을 쓰면 안 될까요?</w:t>
+      </w:r>
+    </w:p>
+    <w:p>
+      <w:pPr>
+        <w:pStyle w:val="BodyText"/>
+      </w:pPr>
+      <w:r>
+        <w:t xml:space="preserve">마커스: 안 돼요. 이건 협상 불가예요.</w:t>
+      </w:r>
+    </w:p>
+    <w:p>
+      <w:pPr>
+        <w:pStyle w:val="BodyText"/>
+      </w:pPr>
+      <w:r>
+        <w:t xml:space="preserve">케빈: 마커스, 합리적으로 생각해요. 기계는 똑같잖아요.</w:t>
+      </w:r>
+    </w:p>
+    <w:p>
+      <w:pPr>
+        <w:pStyle w:val="BodyText"/>
+      </w:pPr>
+      <w:r>
+        <w:t xml:space="preserve">마커스: 기계는 같죠, 케빈. 하지만 제품이 다르고, 주사기도 달라요. 그러니까 위험도 다르고, 예전 밸리데이션은 새로운 위험에 대해 아무것도 말해 주지 못해요.</w:t>
+      </w:r>
+    </w:p>
+    <w:p>
+      <w:pPr>
+        <w:pStyle w:val="BodyText"/>
+      </w:pPr>
+      <w:r>
+        <w:t xml:space="preserve">프리야: 열이 잘못되면 두 가지 일이 생길 수 있어요. 둘 다 나쁘죠.</w:t>
+      </w:r>
+    </w:p>
+    <w:p>
+      <w:pPr>
+        <w:pStyle w:val="BodyText"/>
+      </w:pPr>
+      <w:r>
+        <w:t xml:space="preserve">마커스: 환자 몸에서 버티지 못하는 약한 젤. 아니면 무균이 아닌 주사기. 누군가의 얼굴에.</w:t>
+      </w:r>
+    </w:p>
+    <w:p>
+      <w:pPr>
+        <w:pStyle w:val="BodyText"/>
+      </w:pPr>
+      <w:r>
+        <w:t xml:space="preserve">산드라: 이분 말이 맞아요, 케빈. 저라도 요구할 거예요. 어떤 신제품이든요.</w:t>
+      </w:r>
+    </w:p>
+    <w:p>
+      <w:pPr>
+        <w:pStyle w:val="BodyText"/>
+      </w:pPr>
+      <w:r>
+        <w:t xml:space="preserve">케빈: 알겠어요. 그럼 비용은 누가 내요?</w:t>
+      </w:r>
+    </w:p>
+    <w:p>
+      <w:pPr>
+        <w:pStyle w:val="BodyText"/>
+      </w:pPr>
+      <w:r>
+        <w:t xml:space="preserve">마커스: 보통은 기술 이전에 포함돼요. 27만 달러가 바로 그걸 위한 거고요. 우리 주사기에 대한 밸리데이션을 포함해서, 우리 제품을 그쪽 공정으로 옮기는 게 정확히 우리가 돈을 내는 이유예요.</w:t>
+      </w:r>
+    </w:p>
+    <w:p>
+      <w:pPr>
+        <w:pStyle w:val="BodyText"/>
+      </w:pPr>
+      <w:r>
+        <w:t xml:space="preserve">케빈: 27만 달러는 저희 표준 밸리데이션을 전제로 한 거예요.</w:t>
+      </w:r>
+    </w:p>
+    <w:p>
+      <w:pPr>
+        <w:pStyle w:val="BodyText"/>
+      </w:pPr>
+      <w:r>
+        <w:t xml:space="preserve">마커스: 그럼 차이를 나눠요. 시험은 그쪽이 하고, 센서 비용은 우리가 내고.</w:t>
+      </w:r>
+    </w:p>
+    <w:p>
+      <w:pPr>
+        <w:pStyle w:val="BodyText"/>
+      </w:pPr>
+      <w:r>
+        <w:t xml:space="preserve">케빈: 센서가 1만 5천 달러쯤이에요.</w:t>
+      </w:r>
+    </w:p>
+    <w:p>
+      <w:pPr>
+        <w:pStyle w:val="BodyText"/>
+      </w:pPr>
+      <w:r>
+        <w:t xml:space="preserve">마커스: 1만 5천. 동의해요. 서면으로.</w:t>
+      </w:r>
+    </w:p>
+    <w:p>
+      <w:pPr>
+        <w:pStyle w:val="BodyText"/>
+      </w:pPr>
+      <w:r>
+        <w:t xml:space="preserve">케빈: 동의해요. 우리 아버지처럼 협상하시네요.</w:t>
+      </w:r>
+    </w:p>
+    <w:p>
+      <w:pPr>
+        <w:pStyle w:val="BodyText"/>
+      </w:pPr>
+      <w:r>
+        <w:t xml:space="preserve">마커스: 그 해군 출신?</w:t>
+      </w:r>
+    </w:p>
+    <w:p>
+      <w:pPr>
+        <w:pStyle w:val="BodyText"/>
+      </w:pPr>
+      <w:r>
+        <w:t xml:space="preserve">케빈: 그 해군 출신이요. 뭐든 제값 주고 산 적이 없어요.</w:t>
+      </w:r>
+    </w:p>
+    <w:p>
+      <w:pPr>
+        <w:pStyle w:val="BodyText"/>
+      </w:pPr>
+      <w:r>
+        <w:t xml:space="preserve">산드라: 마감 회의 한 시간 남았어요. CAPA 마감일부터 쓸게요.</w:t>
+      </w:r>
+    </w:p>
+    <w:p>
+      <w:pPr>
+        <w:pStyle w:val="BodyText"/>
+      </w:pPr>
+      <w:r>
+        <w:t xml:space="preserve">마커스: 천천히 하세요. 난 요약을 준비할게요.</w:t>
+      </w:r>
+    </w:p>
+    <w:p>
+      <w:pPr>
+        <w:pStyle w:val="BodyText"/>
+      </w:pPr>
+      <w:r>
+        <w:t xml:space="preserve">프리야: 마커스, 대단했어요. 한 번도 목소리를 높이지 않았어요.</w:t>
+      </w:r>
+    </w:p>
+    <w:bookmarkEnd w:id="35"/>
+    <w:bookmarkStart w:id="36" w:name="마무리-오후-5시-마감-회의-그리고-주차장-1"/>
+    <w:p>
+      <w:pPr>
+        <w:pStyle w:val="Heading3"/>
+      </w:pPr>
+      <w:r>
+        <w:t xml:space="preserve">마무리 — 오후 5시 마감 회의, 그리고 주차장</w:t>
+      </w:r>
+    </w:p>
+    <w:p>
+      <w:pPr>
+        <w:pStyle w:val="FirstParagraph"/>
+      </w:pPr>
+      <w:r>
+        <w:t xml:space="preserve">마커스: 최종 요약. 지적 사항 세 건, 전부 경미하고 중대한 발견은 없음. 모든 지적에는 증거가 있었고, 낮에 하나하나 이미 이야기했어요. 그러니까 여기서 놀랄 건 없을 거예요.</w:t>
+      </w:r>
+    </w:p>
+    <w:p>
+      <w:pPr>
+        <w:pStyle w:val="BodyText"/>
+      </w:pPr>
+      <w:r>
+        <w:t xml:space="preserve">프리야: 하나, 환경 경고 추세 분석. 둘, 새 CAPA 마감일. 셋, 고압 멸균기 열 분포 시험.</w:t>
+      </w:r>
+    </w:p>
+    <w:p>
+      <w:pPr>
+        <w:pStyle w:val="BodyText"/>
+      </w:pPr>
+      <w:r>
+        <w:t xml:space="preserve">산드라: 세 건 모두 받아들여요. 30일 안에 시정 조치 계획을 보낼게요.</w:t>
+      </w:r>
+    </w:p>
+    <w:p>
+      <w:pPr>
+        <w:pStyle w:val="BodyText"/>
+      </w:pPr>
+      <w:r>
+        <w:t xml:space="preserve">케빈: 그럼… 계약에 서명할 수 있나요?</w:t>
+      </w:r>
+    </w:p>
+    <w:p>
+      <w:pPr>
+        <w:pStyle w:val="BodyText"/>
+      </w:pPr>
+      <w:r>
+        <w:t xml:space="preserve">마커스: 시드 투자금이 들어오면요. 2주 뒤에. 통과했어요, 케빈.</w:t>
+      </w:r>
+    </w:p>
+    <w:p>
+      <w:pPr>
+        <w:pStyle w:val="BodyText"/>
+      </w:pPr>
+      <w:r>
+        <w:t xml:space="preserve">케빈: 감사해요. 세 번이나 지적받은 감사 중 최고였어요.</w:t>
+      </w:r>
+    </w:p>
+    <w:p>
+      <w:pPr>
+        <w:pStyle w:val="BodyText"/>
+      </w:pPr>
+      <w:r>
+        <w:t xml:space="preserve">산드라: 마커스, 차까지 같이 걸어가도 될까요? 비공식적으로?</w:t>
+      </w:r>
+    </w:p>
+    <w:p>
+      <w:pPr>
+        <w:pStyle w:val="BodyText"/>
+      </w:pPr>
+      <w:r>
+        <w:t xml:space="preserve">마커스: 물론이죠.</w:t>
+      </w:r>
+    </w:p>
+    <w:p>
+      <w:pPr>
+        <w:pStyle w:val="BodyText"/>
+      </w:pPr>
+      <w:r>
+        <w:t xml:space="preserve">산드라: 당신 예전 회사요. 코윈. 지난주에 저희한테 전화했어요.</w:t>
+      </w:r>
+    </w:p>
+    <w:p>
+      <w:pPr>
+        <w:pStyle w:val="BodyText"/>
+      </w:pPr>
+      <w:r>
+        <w:t xml:space="preserve">마커스: 코윈이요? 코윈이 왜 경쟁사에 전화를 해요?</w:t>
+      </w:r>
+    </w:p>
+    <w:p>
+      <w:pPr>
+        <w:pStyle w:val="BodyText"/>
+      </w:pPr>
+      <w:r>
+        <w:t xml:space="preserve">산드라: 추가 생산 능력이 필요하대요. 새 프로젝트용으로요. 저희 충전실이랑 일정에 대해 물었어요. 그리고 그걸</w:t>
+      </w:r>
+      <w:r>
+        <w:t xml:space="preserve"> </w:t>
+      </w:r>
+      <w:r>
+        <w:t xml:space="preserve">“</w:t>
+      </w:r>
+      <w:r>
+        <w:t xml:space="preserve">되돌릴 수 있는 HA</w:t>
+      </w:r>
+      <w:r>
+        <w:t xml:space="preserve">”</w:t>
+      </w:r>
+      <w:r>
+        <w:t xml:space="preserve">라고 하더군요. 우연은 아닌 것 같아요.</w:t>
+      </w:r>
+    </w:p>
+    <w:p>
+      <w:pPr>
+        <w:pStyle w:val="BodyText"/>
+      </w:pPr>
+      <w:r>
+        <w:t xml:space="preserve">프리야: 되돌릴 수 있는 HA. 코윈에서. 코윈은 할번 제품을 전부 만드는 곳이잖아요.</w:t>
+      </w:r>
+    </w:p>
+    <w:p>
+      <w:pPr>
+        <w:pStyle w:val="BodyText"/>
+      </w:pPr>
+      <w:r>
+        <w:t xml:space="preserve">산드라: 거절했어요. 이건 제가 말 안 한 거예요. 하지만 아셔야 할 것 같아서요.</w:t>
+      </w:r>
+    </w:p>
+    <w:p>
+      <w:pPr>
+        <w:pStyle w:val="BodyText"/>
+      </w:pPr>
+      <w:r>
+        <w:t xml:space="preserve">노아: 마커스? 감사 어땠어요?</w:t>
+      </w:r>
+    </w:p>
+    <w:p>
+      <w:pPr>
+        <w:pStyle w:val="BodyText"/>
+      </w:pPr>
+      <w:r>
+        <w:t xml:space="preserve">마커스: 감사는 괜찮았어. 노아, 할번이 우리 제품을 만들고 있어.</w:t>
+      </w:r>
+    </w:p>
+    <w:bookmarkEnd w:id="36"/>
+    <w:bookmarkEnd w:id="37"/>
+    <w:bookmarkEnd w:id="38"/>
     <w:sectPr/>
   </w:body>
 </w:document>
@@ -3651,583 +3622,8 @@
       </w:pPr>
     </w:lvl>
   </w:abstractNum>
-  <w:abstractNum w:abstractNumId="99411">
-    <w:nsid w:val="A99411"/>
-    <w:multiLevelType w:val="multilevel"/>
-    <w:lvl w:ilvl="0">
-      <w:start w:val="1"/>
-      <w:numFmt w:val="decimal"/>
-      <w:lvlText w:val="%1."/>
-      <w:lvlJc w:val="left"/>
-      <w:pPr>
-        <w:ind w:left="720" w:hanging="480"/>
-      </w:pPr>
-    </w:lvl>
-    <w:lvl w:ilvl="1">
-      <w:start w:val="1"/>
-      <w:numFmt w:val="decimal"/>
-      <w:lvlText w:val="%2."/>
-      <w:lvlJc w:val="left"/>
-      <w:pPr>
-        <w:ind w:left="1440" w:hanging="480"/>
-      </w:pPr>
-    </w:lvl>
-    <w:lvl w:ilvl="2">
-      <w:start w:val="1"/>
-      <w:numFmt w:val="decimal"/>
-      <w:lvlText w:val="%3."/>
-      <w:lvlJc w:val="left"/>
-      <w:pPr>
-        <w:ind w:left="2160" w:hanging="480"/>
-      </w:pPr>
-    </w:lvl>
-    <w:lvl w:ilvl="3">
-      <w:start w:val="1"/>
-      <w:numFmt w:val="decimal"/>
-      <w:lvlText w:val="%4."/>
-      <w:lvlJc w:val="left"/>
-      <w:pPr>
-        <w:ind w:left="2880" w:hanging="480"/>
-      </w:pPr>
-    </w:lvl>
-    <w:lvl w:ilvl="4">
-      <w:start w:val="1"/>
-      <w:numFmt w:val="decimal"/>
-      <w:lvlText w:val="%5."/>
-      <w:lvlJc w:val="left"/>
-      <w:pPr>
-        <w:ind w:left="3600" w:hanging="480"/>
-      </w:pPr>
-    </w:lvl>
-    <w:lvl w:ilvl="5">
-      <w:start w:val="1"/>
-      <w:numFmt w:val="decimal"/>
-      <w:lvlText w:val="%6."/>
-      <w:lvlJc w:val="left"/>
-      <w:pPr>
-        <w:ind w:left="4320" w:hanging="480"/>
-      </w:pPr>
-    </w:lvl>
-    <w:lvl w:ilvl="6">
-      <w:start w:val="1"/>
-      <w:numFmt w:val="decimal"/>
-      <w:lvlText w:val="%7."/>
-      <w:lvlJc w:val="left"/>
-      <w:pPr>
-        <w:ind w:left="5040" w:hanging="480"/>
-      </w:pPr>
-    </w:lvl>
-    <w:lvl w:ilvl="7">
-      <w:start w:val="1"/>
-      <w:numFmt w:val="decimal"/>
-      <w:lvlText w:val="%8."/>
-      <w:lvlJc w:val="left"/>
-      <w:pPr>
-        <w:ind w:left="5760" w:hanging="480"/>
-      </w:pPr>
-    </w:lvl>
-    <w:lvl w:ilvl="8">
-      <w:start w:val="1"/>
-      <w:numFmt w:val="decimal"/>
-      <w:lvlText w:val="%9."/>
-      <w:lvlJc w:val="left"/>
-      <w:pPr>
-        <w:ind w:left="6480" w:hanging="480"/>
-      </w:pPr>
-    </w:lvl>
-  </w:abstractNum>
-  <w:abstractNum w:abstractNumId="994116">
-    <w:nsid w:val="A994116"/>
-    <w:multiLevelType w:val="multilevel"/>
-    <w:lvl w:ilvl="0">
-      <w:start w:val="16"/>
-      <w:numFmt w:val="decimal"/>
-      <w:lvlText w:val="%1."/>
-      <w:lvlJc w:val="left"/>
-      <w:pPr>
-        <w:ind w:left="720" w:hanging="480"/>
-      </w:pPr>
-    </w:lvl>
-    <w:lvl w:ilvl="1">
-      <w:start w:val="16"/>
-      <w:numFmt w:val="decimal"/>
-      <w:lvlText w:val="%2."/>
-      <w:lvlJc w:val="left"/>
-      <w:pPr>
-        <w:ind w:left="1440" w:hanging="480"/>
-      </w:pPr>
-    </w:lvl>
-    <w:lvl w:ilvl="2">
-      <w:start w:val="16"/>
-      <w:numFmt w:val="decimal"/>
-      <w:lvlText w:val="%3."/>
-      <w:lvlJc w:val="left"/>
-      <w:pPr>
-        <w:ind w:left="2160" w:hanging="480"/>
-      </w:pPr>
-    </w:lvl>
-    <w:lvl w:ilvl="3">
-      <w:start w:val="16"/>
-      <w:numFmt w:val="decimal"/>
-      <w:lvlText w:val="%4."/>
-      <w:lvlJc w:val="left"/>
-      <w:pPr>
-        <w:ind w:left="2880" w:hanging="480"/>
-      </w:pPr>
-    </w:lvl>
-    <w:lvl w:ilvl="4">
-      <w:start w:val="16"/>
-      <w:numFmt w:val="decimal"/>
-      <w:lvlText w:val="%5."/>
-      <w:lvlJc w:val="left"/>
-      <w:pPr>
-        <w:ind w:left="3600" w:hanging="480"/>
-      </w:pPr>
-    </w:lvl>
-    <w:lvl w:ilvl="5">
-      <w:start w:val="16"/>
-      <w:numFmt w:val="decimal"/>
-      <w:lvlText w:val="%6."/>
-      <w:lvlJc w:val="left"/>
-      <w:pPr>
-        <w:ind w:left="4320" w:hanging="480"/>
-      </w:pPr>
-    </w:lvl>
-    <w:lvl w:ilvl="6">
-      <w:start w:val="16"/>
-      <w:numFmt w:val="decimal"/>
-      <w:lvlText w:val="%7."/>
-      <w:lvlJc w:val="left"/>
-      <w:pPr>
-        <w:ind w:left="5040" w:hanging="480"/>
-      </w:pPr>
-    </w:lvl>
-    <w:lvl w:ilvl="7">
-      <w:start w:val="16"/>
-      <w:numFmt w:val="decimal"/>
-      <w:lvlText w:val="%8."/>
-      <w:lvlJc w:val="left"/>
-      <w:pPr>
-        <w:ind w:left="5760" w:hanging="480"/>
-      </w:pPr>
-    </w:lvl>
-    <w:lvl w:ilvl="8">
-      <w:start w:val="16"/>
-      <w:numFmt w:val="decimal"/>
-      <w:lvlText w:val="%9."/>
-      <w:lvlJc w:val="left"/>
-      <w:pPr>
-        <w:ind w:left="6480" w:hanging="480"/>
-      </w:pPr>
-    </w:lvl>
-  </w:abstractNum>
-  <w:abstractNum w:abstractNumId="994151">
-    <w:nsid w:val="A994151"/>
-    <w:multiLevelType w:val="multilevel"/>
-    <w:lvl w:ilvl="0">
-      <w:start w:val="51"/>
-      <w:numFmt w:val="decimal"/>
-      <w:lvlText w:val="%1."/>
-      <w:lvlJc w:val="left"/>
-      <w:pPr>
-        <w:ind w:left="720" w:hanging="480"/>
-      </w:pPr>
-    </w:lvl>
-    <w:lvl w:ilvl="1">
-      <w:start w:val="51"/>
-      <w:numFmt w:val="decimal"/>
-      <w:lvlText w:val="%2."/>
-      <w:lvlJc w:val="left"/>
-      <w:pPr>
-        <w:ind w:left="1440" w:hanging="480"/>
-      </w:pPr>
-    </w:lvl>
-    <w:lvl w:ilvl="2">
-      <w:start w:val="51"/>
-      <w:numFmt w:val="decimal"/>
-      <w:lvlText w:val="%3."/>
-      <w:lvlJc w:val="left"/>
-      <w:pPr>
-        <w:ind w:left="2160" w:hanging="480"/>
-      </w:pPr>
-    </w:lvl>
-    <w:lvl w:ilvl="3">
-      <w:start w:val="51"/>
-      <w:numFmt w:val="decimal"/>
-      <w:lvlText w:val="%4."/>
-      <w:lvlJc w:val="left"/>
-      <w:pPr>
-        <w:ind w:left="2880" w:hanging="480"/>
-      </w:pPr>
-    </w:lvl>
-    <w:lvl w:ilvl="4">
-      <w:start w:val="51"/>
-      <w:numFmt w:val="decimal"/>
-      <w:lvlText w:val="%5."/>
-      <w:lvlJc w:val="left"/>
-      <w:pPr>
-        <w:ind w:left="3600" w:hanging="480"/>
-      </w:pPr>
-    </w:lvl>
-    <w:lvl w:ilvl="5">
-      <w:start w:val="51"/>
-      <w:numFmt w:val="decimal"/>
-      <w:lvlText w:val="%6."/>
-      <w:lvlJc w:val="left"/>
-      <w:pPr>
-        <w:ind w:left="4320" w:hanging="480"/>
-      </w:pPr>
-    </w:lvl>
-    <w:lvl w:ilvl="6">
-      <w:start w:val="51"/>
-      <w:numFmt w:val="decimal"/>
-      <w:lvlText w:val="%7."/>
-      <w:lvlJc w:val="left"/>
-      <w:pPr>
-        <w:ind w:left="5040" w:hanging="480"/>
-      </w:pPr>
-    </w:lvl>
-    <w:lvl w:ilvl="7">
-      <w:start w:val="51"/>
-      <w:numFmt w:val="decimal"/>
-      <w:lvlText w:val="%8."/>
-      <w:lvlJc w:val="left"/>
-      <w:pPr>
-        <w:ind w:left="5760" w:hanging="480"/>
-      </w:pPr>
-    </w:lvl>
-    <w:lvl w:ilvl="8">
-      <w:start w:val="51"/>
-      <w:numFmt w:val="decimal"/>
-      <w:lvlText w:val="%9."/>
-      <w:lvlJc w:val="left"/>
-      <w:pPr>
-        <w:ind w:left="6480" w:hanging="480"/>
-      </w:pPr>
-    </w:lvl>
-  </w:abstractNum>
-  <w:abstractNum w:abstractNumId="994181">
-    <w:nsid w:val="A994181"/>
-    <w:multiLevelType w:val="multilevel"/>
-    <w:lvl w:ilvl="0">
-      <w:start w:val="81"/>
-      <w:numFmt w:val="decimal"/>
-      <w:lvlText w:val="%1."/>
-      <w:lvlJc w:val="left"/>
-      <w:pPr>
-        <w:ind w:left="720" w:hanging="480"/>
-      </w:pPr>
-    </w:lvl>
-    <w:lvl w:ilvl="1">
-      <w:start w:val="81"/>
-      <w:numFmt w:val="decimal"/>
-      <w:lvlText w:val="%2."/>
-      <w:lvlJc w:val="left"/>
-      <w:pPr>
-        <w:ind w:left="1440" w:hanging="480"/>
-      </w:pPr>
-    </w:lvl>
-    <w:lvl w:ilvl="2">
-      <w:start w:val="81"/>
-      <w:numFmt w:val="decimal"/>
-      <w:lvlText w:val="%3."/>
-      <w:lvlJc w:val="left"/>
-      <w:pPr>
-        <w:ind w:left="2160" w:hanging="480"/>
-      </w:pPr>
-    </w:lvl>
-    <w:lvl w:ilvl="3">
-      <w:start w:val="81"/>
-      <w:numFmt w:val="decimal"/>
-      <w:lvlText w:val="%4."/>
-      <w:lvlJc w:val="left"/>
-      <w:pPr>
-        <w:ind w:left="2880" w:hanging="480"/>
-      </w:pPr>
-    </w:lvl>
-    <w:lvl w:ilvl="4">
-      <w:start w:val="81"/>
-      <w:numFmt w:val="decimal"/>
-      <w:lvlText w:val="%5."/>
-      <w:lvlJc w:val="left"/>
-      <w:pPr>
-        <w:ind w:left="3600" w:hanging="480"/>
-      </w:pPr>
-    </w:lvl>
-    <w:lvl w:ilvl="5">
-      <w:start w:val="81"/>
-      <w:numFmt w:val="decimal"/>
-      <w:lvlText w:val="%6."/>
-      <w:lvlJc w:val="left"/>
-      <w:pPr>
-        <w:ind w:left="4320" w:hanging="480"/>
-      </w:pPr>
-    </w:lvl>
-    <w:lvl w:ilvl="6">
-      <w:start w:val="81"/>
-      <w:numFmt w:val="decimal"/>
-      <w:lvlText w:val="%7."/>
-      <w:lvlJc w:val="left"/>
-      <w:pPr>
-        <w:ind w:left="5040" w:hanging="480"/>
-      </w:pPr>
-    </w:lvl>
-    <w:lvl w:ilvl="7">
-      <w:start w:val="81"/>
-      <w:numFmt w:val="decimal"/>
-      <w:lvlText w:val="%8."/>
-      <w:lvlJc w:val="left"/>
-      <w:pPr>
-        <w:ind w:left="5760" w:hanging="480"/>
-      </w:pPr>
-    </w:lvl>
-    <w:lvl w:ilvl="8">
-      <w:start w:val="81"/>
-      <w:numFmt w:val="decimal"/>
-      <w:lvlText w:val="%9."/>
-      <w:lvlJc w:val="left"/>
-      <w:pPr>
-        <w:ind w:left="6480" w:hanging="480"/>
-      </w:pPr>
-    </w:lvl>
-  </w:abstractNum>
-  <w:abstractNum w:abstractNumId="9941106">
-    <w:nsid w:val="A9941106"/>
-    <w:multiLevelType w:val="multilevel"/>
-    <w:lvl w:ilvl="0">
-      <w:start w:val="106"/>
-      <w:numFmt w:val="decimal"/>
-      <w:lvlText w:val="%1."/>
-      <w:lvlJc w:val="left"/>
-      <w:pPr>
-        <w:ind w:left="720" w:hanging="480"/>
-      </w:pPr>
-    </w:lvl>
-    <w:lvl w:ilvl="1">
-      <w:start w:val="106"/>
-      <w:numFmt w:val="decimal"/>
-      <w:lvlText w:val="%2."/>
-      <w:lvlJc w:val="left"/>
-      <w:pPr>
-        <w:ind w:left="1440" w:hanging="480"/>
-      </w:pPr>
-    </w:lvl>
-    <w:lvl w:ilvl="2">
-      <w:start w:val="106"/>
-      <w:numFmt w:val="decimal"/>
-      <w:lvlText w:val="%3."/>
-      <w:lvlJc w:val="left"/>
-      <w:pPr>
-        <w:ind w:left="2160" w:hanging="480"/>
-      </w:pPr>
-    </w:lvl>
-    <w:lvl w:ilvl="3">
-      <w:start w:val="106"/>
-      <w:numFmt w:val="decimal"/>
-      <w:lvlText w:val="%4."/>
-      <w:lvlJc w:val="left"/>
-      <w:pPr>
-        <w:ind w:left="2880" w:hanging="480"/>
-      </w:pPr>
-    </w:lvl>
-    <w:lvl w:ilvl="4">
-      <w:start w:val="106"/>
-      <w:numFmt w:val="decimal"/>
-      <w:lvlText w:val="%5."/>
-      <w:lvlJc w:val="left"/>
-      <w:pPr>
-        <w:ind w:left="3600" w:hanging="480"/>
-      </w:pPr>
-    </w:lvl>
-    <w:lvl w:ilvl="5">
-      <w:start w:val="106"/>
-      <w:numFmt w:val="decimal"/>
-      <w:lvlText w:val="%6."/>
-      <w:lvlJc w:val="left"/>
-      <w:pPr>
-        <w:ind w:left="4320" w:hanging="480"/>
-      </w:pPr>
-    </w:lvl>
-    <w:lvl w:ilvl="6">
-      <w:start w:val="106"/>
-      <w:numFmt w:val="decimal"/>
-      <w:lvlText w:val="%7."/>
-      <w:lvlJc w:val="left"/>
-      <w:pPr>
-        <w:ind w:left="5040" w:hanging="480"/>
-      </w:pPr>
-    </w:lvl>
-    <w:lvl w:ilvl="7">
-      <w:start w:val="106"/>
-      <w:numFmt w:val="decimal"/>
-      <w:lvlText w:val="%8."/>
-      <w:lvlJc w:val="left"/>
-      <w:pPr>
-        <w:ind w:left="5760" w:hanging="480"/>
-      </w:pPr>
-    </w:lvl>
-    <w:lvl w:ilvl="8">
-      <w:start w:val="106"/>
-      <w:numFmt w:val="decimal"/>
-      <w:lvlText w:val="%9."/>
-      <w:lvlJc w:val="left"/>
-      <w:pPr>
-        <w:ind w:left="6480" w:hanging="480"/>
-      </w:pPr>
-    </w:lvl>
-  </w:abstractNum>
   <w:num w:numId="1000">
     <w:abstractNumId w:val="990"/>
-  </w:num>
-  <w:num w:numId="1001">
-    <w:abstractNumId w:val="99411"/>
-    <w:lvlOverride w:ilvl="0">
-      <w:startOverride w:val="1"/>
-    </w:lvlOverride>
-    <w:lvlOverride w:ilvl="1">
-      <w:startOverride w:val="1"/>
-    </w:lvlOverride>
-    <w:lvlOverride w:ilvl="2">
-      <w:startOverride w:val="1"/>
-    </w:lvlOverride>
-    <w:lvlOverride w:ilvl="3">
-      <w:startOverride w:val="1"/>
-    </w:lvlOverride>
-    <w:lvlOverride w:ilvl="4">
-      <w:startOverride w:val="1"/>
-    </w:lvlOverride>
-    <w:lvlOverride w:ilvl="5">
-      <w:startOverride w:val="1"/>
-    </w:lvlOverride>
-    <w:lvlOverride w:ilvl="6">
-      <w:startOverride w:val="1"/>
-    </w:lvlOverride>
-    <w:lvlOverride w:ilvl="7">
-      <w:startOverride w:val="1"/>
-    </w:lvlOverride>
-    <w:lvlOverride w:ilvl="8">
-      <w:startOverride w:val="1"/>
-    </w:lvlOverride>
-  </w:num>
-  <w:num w:numId="1002">
-    <w:abstractNumId w:val="994116"/>
-    <w:lvlOverride w:ilvl="0">
-      <w:startOverride w:val="16"/>
-    </w:lvlOverride>
-    <w:lvlOverride w:ilvl="1">
-      <w:startOverride w:val="16"/>
-    </w:lvlOverride>
-    <w:lvlOverride w:ilvl="2">
-      <w:startOverride w:val="16"/>
-    </w:lvlOverride>
-    <w:lvlOverride w:ilvl="3">
-      <w:startOverride w:val="16"/>
-    </w:lvlOverride>
-    <w:lvlOverride w:ilvl="4">
-      <w:startOverride w:val="16"/>
-    </w:lvlOverride>
-    <w:lvlOverride w:ilvl="5">
-      <w:startOverride w:val="16"/>
-    </w:lvlOverride>
-    <w:lvlOverride w:ilvl="6">
-      <w:startOverride w:val="16"/>
-    </w:lvlOverride>
-    <w:lvlOverride w:ilvl="7">
-      <w:startOverride w:val="16"/>
-    </w:lvlOverride>
-    <w:lvlOverride w:ilvl="8">
-      <w:startOverride w:val="16"/>
-    </w:lvlOverride>
-  </w:num>
-  <w:num w:numId="1003">
-    <w:abstractNumId w:val="994151"/>
-    <w:lvlOverride w:ilvl="0">
-      <w:startOverride w:val="51"/>
-    </w:lvlOverride>
-    <w:lvlOverride w:ilvl="1">
-      <w:startOverride w:val="51"/>
-    </w:lvlOverride>
-    <w:lvlOverride w:ilvl="2">
-      <w:startOverride w:val="51"/>
-    </w:lvlOverride>
-    <w:lvlOverride w:ilvl="3">
-      <w:startOverride w:val="51"/>
-    </w:lvlOverride>
-    <w:lvlOverride w:ilvl="4">
-      <w:startOverride w:val="51"/>
-    </w:lvlOverride>
-    <w:lvlOverride w:ilvl="5">
-      <w:startOverride w:val="51"/>
-    </w:lvlOverride>
-    <w:lvlOverride w:ilvl="6">
-      <w:startOverride w:val="51"/>
-    </w:lvlOverride>
-    <w:lvlOverride w:ilvl="7">
-      <w:startOverride w:val="51"/>
-    </w:lvlOverride>
-    <w:lvlOverride w:ilvl="8">
-      <w:startOverride w:val="51"/>
-    </w:lvlOverride>
-  </w:num>
-  <w:num w:numId="1004">
-    <w:abstractNumId w:val="994181"/>
-    <w:lvlOverride w:ilvl="0">
-      <w:startOverride w:val="81"/>
-    </w:lvlOverride>
-    <w:lvlOverride w:ilvl="1">
-      <w:startOverride w:val="81"/>
-    </w:lvlOverride>
-    <w:lvlOverride w:ilvl="2">
-      <w:startOverride w:val="81"/>
-    </w:lvlOverride>
-    <w:lvlOverride w:ilvl="3">
-      <w:startOverride w:val="81"/>
-    </w:lvlOverride>
-    <w:lvlOverride w:ilvl="4">
-      <w:startOverride w:val="81"/>
-    </w:lvlOverride>
-    <w:lvlOverride w:ilvl="5">
-      <w:startOverride w:val="81"/>
-    </w:lvlOverride>
-    <w:lvlOverride w:ilvl="6">
-      <w:startOverride w:val="81"/>
-    </w:lvlOverride>
-    <w:lvlOverride w:ilvl="7">
-      <w:startOverride w:val="81"/>
-    </w:lvlOverride>
-    <w:lvlOverride w:ilvl="8">
-      <w:startOverride w:val="81"/>
-    </w:lvlOverride>
-  </w:num>
-  <w:num w:numId="1005">
-    <w:abstractNumId w:val="9941106"/>
-    <w:lvlOverride w:ilvl="0">
-      <w:startOverride w:val="106"/>
-    </w:lvlOverride>
-    <w:lvlOverride w:ilvl="1">
-      <w:startOverride w:val="106"/>
-    </w:lvlOverride>
-    <w:lvlOverride w:ilvl="2">
-      <w:startOverride w:val="106"/>
-    </w:lvlOverride>
-    <w:lvlOverride w:ilvl="3">
-      <w:startOverride w:val="106"/>
-    </w:lvlOverride>
-    <w:lvlOverride w:ilvl="4">
-      <w:startOverride w:val="106"/>
-    </w:lvlOverride>
-    <w:lvlOverride w:ilvl="5">
-      <w:startOverride w:val="106"/>
-    </w:lvlOverride>
-    <w:lvlOverride w:ilvl="6">
-      <w:startOverride w:val="106"/>
-    </w:lvlOverride>
-    <w:lvlOverride w:ilvl="7">
-      <w:startOverride w:val="106"/>
-    </w:lvlOverride>
-    <w:lvlOverride w:ilvl="8">
-      <w:startOverride w:val="106"/>
-    </w:lvlOverride>
   </w:num>
 </w:numbering>
 </file>
